--- a/swh/docx/19.content.docx
+++ b/swh/docx/19.content.docx
@@ -19,7 +19,7 @@
         <w:rPr>
           <w:lang w:val="sw_KE" w:bidi="sw_KE"/>
         </w:rPr>
-        <w:t>Resource: Maelezo ya Masomo - Machapisho ya Vitabu (Tyndale)</w:t>
+        <w:t>Resource: Tyndale Open Study Notes</w:t>
       </w:r>
       <w:r>
         <w:rPr>
@@ -112,7 +112,7 @@
         <w:rPr>
           <w:lang w:val="sw_KE" w:bidi="sw_KE"/>
         </w:rPr>
-        <w:t>Maelezo ya Masomo - Machapisho ya Vitabu (Tyndale)</w:t>
+        <w:t>Tyndale Open Study Notes</w:t>
       </w:r>
     </w:p>
     <w:p>

--- a/swh/docx/19.content.docx
+++ b/swh/docx/19.content.docx
@@ -19,7 +19,7 @@
         <w:rPr>
           <w:lang w:val="sw_KE" w:bidi="sw_KE"/>
         </w:rPr>
-        <w:t>Resource: Tyndale Open Study Notes</w:t>
+        <w:t>Resource: Aquifer Open Study Notes (Book Intros)</w:t>
       </w:r>
       <w:r>
         <w:rPr>
@@ -112,7 +112,7 @@
         <w:rPr>
           <w:lang w:val="sw_KE" w:bidi="sw_KE"/>
         </w:rPr>
-        <w:t>Tyndale Open Study Notes</w:t>
+        <w:t>Aquifer Open Study Notes (Book Intros)</w:t>
       </w:r>
     </w:p>
     <w:p>

--- a/swh/docx/19.content.docx
+++ b/swh/docx/19.content.docx
@@ -258,18 +258,12 @@
         </w:rPr>
         <w:t xml:space="preserve">Zaburi, kama Maandiko yote, ziliandikwa kwa mwongozo na uongozi wa Mungu (tazama </w:t>
       </w:r>
-      <w:hyperlink r:id="rId13">
-        <w:r>
-          <w:rPr>
-            <w:lang w:val="sw_KE" w:bidi="sw_KE"/>
-          </w:rPr>
-          <w:rPr>
-            <w:color w:val="0000EE"/>
-            <w:u w:val="single"/>
-          </w:rPr>
-          <w:t>2 Tim 3:16</w:t>
-        </w:r>
-      </w:hyperlink>
+      <w:r>
+        <w:rPr>
+          <w:lang w:val="sw_KE" w:bidi="sw_KE"/>
+        </w:rPr>
+        <w:t>2 Tim 3:16</w:t>
+      </w:r>
       <w:r>
         <w:rPr>
           <w:lang w:val="sw_KE" w:bidi="sw_KE"/>
@@ -290,36 +284,24 @@
         </w:rPr>
         <w:t xml:space="preserve">Zaburi mbili za kwanza zinatumika kama utangulizi wa kitabu chote cha Zaburi. (kitabu cha Zaburi) </w:t>
       </w:r>
-      <w:hyperlink r:id="rId14">
-        <w:r>
-          <w:rPr>
-            <w:lang w:val="sw_KE" w:bidi="sw_KE"/>
-          </w:rPr>
-          <w:rPr>
-            <w:color w:val="0000EE"/>
-            <w:u w:val="single"/>
-          </w:rPr>
-          <w:t>Zaburi 1</w:t>
-        </w:r>
-      </w:hyperlink>
+      <w:r>
+        <w:rPr>
+          <w:lang w:val="sw_KE" w:bidi="sw_KE"/>
+        </w:rPr>
+        <w:t>Zaburi 1</w:t>
+      </w:r>
       <w:r>
         <w:rPr>
           <w:lang w:val="sw_KE" w:bidi="sw_KE"/>
         </w:rPr>
         <w:t xml:space="preserve"> inaelezea mtu mcha Mungu anayependeza mbele za Mungu, anaishi kwa kufuata mafundisho ya kimungu, na hafuatilii njia za watenda maovu. </w:t>
       </w:r>
-      <w:hyperlink r:id="rId14">
-        <w:r>
-          <w:rPr>
-            <w:lang w:val="sw_KE" w:bidi="sw_KE"/>
-          </w:rPr>
-          <w:rPr>
-            <w:color w:val="0000EE"/>
-            <w:u w:val="single"/>
-          </w:rPr>
-          <w:t>Zaburi 1</w:t>
-        </w:r>
-      </w:hyperlink>
+      <w:r>
+        <w:rPr>
+          <w:lang w:val="sw_KE" w:bidi="sw_KE"/>
+        </w:rPr>
+        <w:t>Zaburi 1</w:t>
+      </w:r>
       <w:r>
         <w:rPr>
           <w:lang w:val="sw_KE" w:bidi="sw_KE"/>
@@ -334,36 +316,24 @@
           <w:lang w:val="sw_KE" w:bidi="sw_KE"/>
         </w:rPr>
       </w:r>
-      <w:hyperlink r:id="rId15">
-        <w:r>
-          <w:rPr>
-            <w:lang w:val="sw_KE" w:bidi="sw_KE"/>
-          </w:rPr>
-          <w:rPr>
-            <w:color w:val="0000EE"/>
-            <w:u w:val="single"/>
-          </w:rPr>
-          <w:t>Zaburi 2</w:t>
-        </w:r>
-      </w:hyperlink>
+      <w:r>
+        <w:rPr>
+          <w:lang w:val="sw_KE" w:bidi="sw_KE"/>
+        </w:rPr>
+        <w:t>Zaburi 2</w:t>
+      </w:r>
       <w:r>
         <w:rPr>
           <w:lang w:val="sw_KE" w:bidi="sw_KE"/>
         </w:rPr>
         <w:t xml:space="preserve"> inazungumzia jinsi mataifa na waovu wanavyomuasi Mungu. Mungu anawaadhibu waasi na kuwalinda wacha Mungu. </w:t>
       </w:r>
-      <w:hyperlink r:id="rId15">
-        <w:r>
-          <w:rPr>
-            <w:lang w:val="sw_KE" w:bidi="sw_KE"/>
-          </w:rPr>
-          <w:rPr>
-            <w:color w:val="0000EE"/>
-            <w:u w:val="single"/>
-          </w:rPr>
-          <w:t>Zaburi 2</w:t>
-        </w:r>
-      </w:hyperlink>
+      <w:r>
+        <w:rPr>
+          <w:lang w:val="sw_KE" w:bidi="sw_KE"/>
+        </w:rPr>
+        <w:t>Zaburi 2</w:t>
+      </w:r>
       <w:r>
         <w:rPr>
           <w:lang w:val="sw_KE" w:bidi="sw_KE"/>
@@ -431,72 +401,48 @@
         </w:rPr>
         <w:t xml:space="preserve">Wahariri waliweka </w:t>
       </w:r>
-      <w:hyperlink r:id="rId14">
-        <w:r>
-          <w:rPr>
-            <w:lang w:val="sw_KE" w:bidi="sw_KE"/>
-          </w:rPr>
-          <w:rPr>
-            <w:color w:val="0000EE"/>
-            <w:u w:val="single"/>
-          </w:rPr>
-          <w:t>Zaburi 1</w:t>
-        </w:r>
-      </w:hyperlink>
+      <w:r>
+        <w:rPr>
+          <w:lang w:val="sw_KE" w:bidi="sw_KE"/>
+        </w:rPr>
+        <w:t>Zaburi 1</w:t>
+      </w:r>
       <w:r>
         <w:rPr>
           <w:lang w:val="sw_KE" w:bidi="sw_KE"/>
         </w:rPr>
         <w:t xml:space="preserve"> na </w:t>
       </w:r>
-      <w:hyperlink r:id="rId15">
-        <w:r>
-          <w:rPr>
-            <w:lang w:val="sw_KE" w:bidi="sw_KE"/>
-          </w:rPr>
-          <w:rPr>
-            <w:color w:val="0000EE"/>
-            <w:u w:val="single"/>
-          </w:rPr>
-          <w:t>2</w:t>
-        </w:r>
-      </w:hyperlink>
+      <w:r>
+        <w:rPr>
+          <w:lang w:val="sw_KE" w:bidi="sw_KE"/>
+        </w:rPr>
+        <w:t>2</w:t>
+      </w:r>
       <w:r>
         <w:rPr>
           <w:lang w:val="sw_KE" w:bidi="sw_KE"/>
         </w:rPr>
         <w:t xml:space="preserve"> kama utangulizi wa kitabu chote cha Zaburi. Zaburi hizi mbili zinatoa picha za kufikirika: </w:t>
       </w:r>
-      <w:hyperlink r:id="rId14">
-        <w:r>
-          <w:rPr>
-            <w:lang w:val="sw_KE" w:bidi="sw_KE"/>
-          </w:rPr>
-          <w:rPr>
-            <w:color w:val="0000EE"/>
-            <w:u w:val="single"/>
-          </w:rPr>
-          <w:t>Zaburi 1</w:t>
-        </w:r>
-      </w:hyperlink>
+      <w:r>
+        <w:rPr>
+          <w:lang w:val="sw_KE" w:bidi="sw_KE"/>
+        </w:rPr>
+        <w:t>Zaburi 1</w:t>
+      </w:r>
       <w:r>
         <w:rPr>
           <w:lang w:val="sw_KE" w:bidi="sw_KE"/>
         </w:rPr>
         <w:t xml:space="preserve"> inaonyesha mtu mcha Mungu anayefuata maelekezo ya Mungu. </w:t>
       </w:r>
-      <w:hyperlink r:id="rId15">
-        <w:r>
-          <w:rPr>
-            <w:lang w:val="sw_KE" w:bidi="sw_KE"/>
-          </w:rPr>
-          <w:rPr>
-            <w:color w:val="0000EE"/>
-            <w:u w:val="single"/>
-          </w:rPr>
-          <w:t>Zaburi 2</w:t>
-        </w:r>
-      </w:hyperlink>
+      <w:r>
+        <w:rPr>
+          <w:lang w:val="sw_KE" w:bidi="sw_KE"/>
+        </w:rPr>
+        <w:t>Zaburi 2</w:t>
+      </w:r>
       <w:r>
         <w:rPr>
           <w:lang w:val="sw_KE" w:bidi="sw_KE"/>
@@ -521,162 +467,108 @@
         </w:rPr>
         <w:t>Zaburi za kibinafsi zilikusanywa katika makundi. Wahakiki walipanga makundi haya ya Zaburi katika mikusanyo mitano: Kitabu cha Kwanza (</w:t>
       </w:r>
-      <w:hyperlink r:id="rId16">
-        <w:r>
-          <w:rPr>
-            <w:lang w:val="sw_KE" w:bidi="sw_KE"/>
-          </w:rPr>
-          <w:rPr>
-            <w:color w:val="0000EE"/>
-            <w:u w:val="single"/>
-          </w:rPr>
-          <w:t>Pss 1–41</w:t>
-        </w:r>
-      </w:hyperlink>
+      <w:r>
+        <w:rPr>
+          <w:lang w:val="sw_KE" w:bidi="sw_KE"/>
+        </w:rPr>
+        <w:t>Pss 1–41</w:t>
+      </w:r>
       <w:r>
         <w:rPr>
           <w:lang w:val="sw_KE" w:bidi="sw_KE"/>
         </w:rPr>
         <w:t xml:space="preserve">, na doxology katika </w:t>
       </w:r>
-      <w:hyperlink r:id="rId17">
-        <w:r>
-          <w:rPr>
-            <w:lang w:val="sw_KE" w:bidi="sw_KE"/>
-          </w:rPr>
-          <w:rPr>
-            <w:color w:val="0000EE"/>
-            <w:u w:val="single"/>
-          </w:rPr>
-          <w:t>41:13</w:t>
-        </w:r>
-      </w:hyperlink>
+      <w:r>
+        <w:rPr>
+          <w:lang w:val="sw_KE" w:bidi="sw_KE"/>
+        </w:rPr>
+        <w:t>41:13</w:t>
+      </w:r>
       <w:r>
         <w:rPr>
           <w:lang w:val="sw_KE" w:bidi="sw_KE"/>
         </w:rPr>
         <w:t>), Kitabu cha Pili (</w:t>
       </w:r>
-      <w:hyperlink r:id="rId18">
-        <w:r>
-          <w:rPr>
-            <w:lang w:val="sw_KE" w:bidi="sw_KE"/>
-          </w:rPr>
-          <w:rPr>
-            <w:color w:val="0000EE"/>
-            <w:u w:val="single"/>
-          </w:rPr>
-          <w:t>Pss 42–72</w:t>
-        </w:r>
-      </w:hyperlink>
+      <w:r>
+        <w:rPr>
+          <w:lang w:val="sw_KE" w:bidi="sw_KE"/>
+        </w:rPr>
+        <w:t>Pss 42–72</w:t>
+      </w:r>
       <w:r>
         <w:rPr>
           <w:lang w:val="sw_KE" w:bidi="sw_KE"/>
         </w:rPr>
         <w:t xml:space="preserve">, na doxology katika </w:t>
       </w:r>
-      <w:hyperlink r:id="rId19">
-        <w:r>
-          <w:rPr>
-            <w:lang w:val="sw_KE" w:bidi="sw_KE"/>
-          </w:rPr>
-          <w:rPr>
-            <w:color w:val="0000EE"/>
-            <w:u w:val="single"/>
-          </w:rPr>
-          <w:t>72:19</w:t>
-        </w:r>
-      </w:hyperlink>
+      <w:r>
+        <w:rPr>
+          <w:lang w:val="sw_KE" w:bidi="sw_KE"/>
+        </w:rPr>
+        <w:t>72:19</w:t>
+      </w:r>
       <w:r>
         <w:rPr>
           <w:lang w:val="sw_KE" w:bidi="sw_KE"/>
         </w:rPr>
         <w:t>), Kitabu cha Tatu (</w:t>
       </w:r>
-      <w:hyperlink r:id="rId20">
-        <w:r>
-          <w:rPr>
-            <w:lang w:val="sw_KE" w:bidi="sw_KE"/>
-          </w:rPr>
-          <w:rPr>
-            <w:color w:val="0000EE"/>
-            <w:u w:val="single"/>
-          </w:rPr>
-          <w:t>Pss 73–89</w:t>
-        </w:r>
-      </w:hyperlink>
+      <w:r>
+        <w:rPr>
+          <w:lang w:val="sw_KE" w:bidi="sw_KE"/>
+        </w:rPr>
+        <w:t>Pss 73–89</w:t>
+      </w:r>
       <w:r>
         <w:rPr>
           <w:lang w:val="sw_KE" w:bidi="sw_KE"/>
         </w:rPr>
         <w:t xml:space="preserve">, na doxology katika </w:t>
       </w:r>
-      <w:hyperlink r:id="rId21">
-        <w:r>
-          <w:rPr>
-            <w:lang w:val="sw_KE" w:bidi="sw_KE"/>
-          </w:rPr>
-          <w:rPr>
-            <w:color w:val="0000EE"/>
-            <w:u w:val="single"/>
-          </w:rPr>
-          <w:t>89:52</w:t>
-        </w:r>
-      </w:hyperlink>
+      <w:r>
+        <w:rPr>
+          <w:lang w:val="sw_KE" w:bidi="sw_KE"/>
+        </w:rPr>
+        <w:t>89:52</w:t>
+      </w:r>
       <w:r>
         <w:rPr>
           <w:lang w:val="sw_KE" w:bidi="sw_KE"/>
         </w:rPr>
         <w:t>), Kitabu cha Nne (</w:t>
       </w:r>
-      <w:hyperlink r:id="rId22">
-        <w:r>
-          <w:rPr>
-            <w:lang w:val="sw_KE" w:bidi="sw_KE"/>
-          </w:rPr>
-          <w:rPr>
-            <w:color w:val="0000EE"/>
-            <w:u w:val="single"/>
-          </w:rPr>
-          <w:t>Pss 90–106</w:t>
-        </w:r>
-      </w:hyperlink>
+      <w:r>
+        <w:rPr>
+          <w:lang w:val="sw_KE" w:bidi="sw_KE"/>
+        </w:rPr>
+        <w:t>Pss 90–106</w:t>
+      </w:r>
       <w:r>
         <w:rPr>
           <w:lang w:val="sw_KE" w:bidi="sw_KE"/>
         </w:rPr>
         <w:t xml:space="preserve">, na doxology katika </w:t>
       </w:r>
-      <w:hyperlink r:id="rId23">
-        <w:r>
-          <w:rPr>
-            <w:lang w:val="sw_KE" w:bidi="sw_KE"/>
-          </w:rPr>
-          <w:rPr>
-            <w:color w:val="0000EE"/>
-            <w:u w:val="single"/>
-          </w:rPr>
-          <w:t>106:48</w:t>
-        </w:r>
-      </w:hyperlink>
+      <w:r>
+        <w:rPr>
+          <w:lang w:val="sw_KE" w:bidi="sw_KE"/>
+        </w:rPr>
+        <w:t>106:48</w:t>
+      </w:r>
       <w:r>
         <w:rPr>
           <w:lang w:val="sw_KE" w:bidi="sw_KE"/>
         </w:rPr>
         <w:t>), na Kitabu cha Tano (</w:t>
       </w:r>
-      <w:hyperlink r:id="rId24">
-        <w:r>
-          <w:rPr>
-            <w:lang w:val="sw_KE" w:bidi="sw_KE"/>
-          </w:rPr>
-          <w:rPr>
-            <w:color w:val="0000EE"/>
-            <w:u w:val="single"/>
-          </w:rPr>
-          <w:t>Pss 107–150</w:t>
-        </w:r>
-      </w:hyperlink>
+      <w:r>
+        <w:rPr>
+          <w:lang w:val="sw_KE" w:bidi="sw_KE"/>
+        </w:rPr>
+        <w:t>Pss 107–150</w:t>
+      </w:r>
       <w:r>
         <w:rPr>
           <w:lang w:val="sw_KE" w:bidi="sw_KE"/>
@@ -701,180 +593,120 @@
         </w:rPr>
         <w:t>Vitabu vya Kwanza (</w:t>
       </w:r>
-      <w:hyperlink r:id="rId16">
-        <w:r>
-          <w:rPr>
-            <w:lang w:val="sw_KE" w:bidi="sw_KE"/>
-          </w:rPr>
-          <w:rPr>
-            <w:color w:val="0000EE"/>
-            <w:u w:val="single"/>
-          </w:rPr>
-          <w:t>Zab 1–41</w:t>
-        </w:r>
-      </w:hyperlink>
+      <w:r>
+        <w:rPr>
+          <w:lang w:val="sw_KE" w:bidi="sw_KE"/>
+        </w:rPr>
+        <w:t>Zab 1–41</w:t>
+      </w:r>
       <w:r>
         <w:rPr>
           <w:lang w:val="sw_KE" w:bidi="sw_KE"/>
         </w:rPr>
         <w:t>) na Pili (</w:t>
       </w:r>
-      <w:hyperlink r:id="rId18">
-        <w:r>
-          <w:rPr>
-            <w:lang w:val="sw_KE" w:bidi="sw_KE"/>
-          </w:rPr>
-          <w:rPr>
-            <w:color w:val="0000EE"/>
-            <w:u w:val="single"/>
-          </w:rPr>
-          <w:t>Zab 42–72</w:t>
-        </w:r>
-      </w:hyperlink>
+      <w:r>
+        <w:rPr>
+          <w:lang w:val="sw_KE" w:bidi="sw_KE"/>
+        </w:rPr>
+        <w:t>Zab 42–72</w:t>
+      </w:r>
       <w:r>
         <w:rPr>
           <w:lang w:val="sw_KE" w:bidi="sw_KE"/>
         </w:rPr>
         <w:t>) vinaunda hatua ya kwanza ya mkusanyiko. Mabadiliko kutoka kwa Daudi katika Kitabu cha Kwanza (</w:t>
       </w:r>
-      <w:hyperlink r:id="rId25">
-        <w:r>
-          <w:rPr>
-            <w:lang w:val="sw_KE" w:bidi="sw_KE"/>
-          </w:rPr>
-          <w:rPr>
-            <w:color w:val="0000EE"/>
-            <w:u w:val="single"/>
-          </w:rPr>
-          <w:t>Zab 3–32</w:t>
-        </w:r>
-      </w:hyperlink>
+      <w:r>
+        <w:rPr>
+          <w:lang w:val="sw_KE" w:bidi="sw_KE"/>
+        </w:rPr>
+        <w:t>Zab 3–32</w:t>
+      </w:r>
       <w:r>
         <w:rPr>
           <w:lang w:val="sw_KE" w:bidi="sw_KE"/>
         </w:rPr>
         <w:t xml:space="preserve">; </w:t>
       </w:r>
-      <w:hyperlink r:id="rId26">
-        <w:r>
-          <w:rPr>
-            <w:lang w:val="sw_KE" w:bidi="sw_KE"/>
-          </w:rPr>
-          <w:rPr>
-            <w:color w:val="0000EE"/>
-            <w:u w:val="single"/>
-          </w:rPr>
-          <w:t>34–41</w:t>
-        </w:r>
-      </w:hyperlink>
+      <w:r>
+        <w:rPr>
+          <w:lang w:val="sw_KE" w:bidi="sw_KE"/>
+        </w:rPr>
+        <w:t>34–41</w:t>
+      </w:r>
       <w:r>
         <w:rPr>
           <w:lang w:val="sw_KE" w:bidi="sw_KE"/>
         </w:rPr>
         <w:t xml:space="preserve">) hadi mkusanyiko wa Zaburi zilizoandikwa na waandishi mbalimbali katika Kitabu cha Pili (wana wa Kora, </w:t>
       </w:r>
-      <w:hyperlink r:id="rId27">
-        <w:r>
-          <w:rPr>
-            <w:lang w:val="sw_KE" w:bidi="sw_KE"/>
-          </w:rPr>
-          <w:rPr>
-            <w:color w:val="0000EE"/>
-            <w:u w:val="single"/>
-          </w:rPr>
-          <w:t>Zab 42–49</w:t>
-        </w:r>
-      </w:hyperlink>
+      <w:r>
+        <w:rPr>
+          <w:lang w:val="sw_KE" w:bidi="sw_KE"/>
+        </w:rPr>
+        <w:t>Zab 42–49</w:t>
+      </w:r>
       <w:r>
         <w:rPr>
           <w:lang w:val="sw_KE" w:bidi="sw_KE"/>
         </w:rPr>
         <w:t xml:space="preserve">; Asafu, </w:t>
       </w:r>
-      <w:hyperlink r:id="rId28">
-        <w:r>
-          <w:rPr>
-            <w:lang w:val="sw_KE" w:bidi="sw_KE"/>
-          </w:rPr>
-          <w:rPr>
-            <w:color w:val="0000EE"/>
-            <w:u w:val="single"/>
-          </w:rPr>
-          <w:t>Zab 50</w:t>
-        </w:r>
-      </w:hyperlink>
+      <w:r>
+        <w:rPr>
+          <w:lang w:val="sw_KE" w:bidi="sw_KE"/>
+        </w:rPr>
+        <w:t>Zab 50</w:t>
+      </w:r>
       <w:r>
         <w:rPr>
           <w:lang w:val="sw_KE" w:bidi="sw_KE"/>
         </w:rPr>
         <w:t xml:space="preserve">; Daudi, </w:t>
       </w:r>
-      <w:hyperlink r:id="rId29">
-        <w:r>
-          <w:rPr>
-            <w:lang w:val="sw_KE" w:bidi="sw_KE"/>
-          </w:rPr>
-          <w:rPr>
-            <w:color w:val="0000EE"/>
-            <w:u w:val="single"/>
-          </w:rPr>
-          <w:t>Zab 51–65</w:t>
-        </w:r>
-      </w:hyperlink>
+      <w:r>
+        <w:rPr>
+          <w:lang w:val="sw_KE" w:bidi="sw_KE"/>
+        </w:rPr>
+        <w:t>Zab 51–65</w:t>
+      </w:r>
       <w:r>
         <w:rPr>
           <w:lang w:val="sw_KE" w:bidi="sw_KE"/>
         </w:rPr>
         <w:t xml:space="preserve">; </w:t>
       </w:r>
-      <w:hyperlink r:id="rId30">
-        <w:r>
-          <w:rPr>
-            <w:lang w:val="sw_KE" w:bidi="sw_KE"/>
-          </w:rPr>
-          <w:rPr>
-            <w:color w:val="0000EE"/>
-            <w:u w:val="single"/>
-          </w:rPr>
-          <w:t>68–70</w:t>
-        </w:r>
-      </w:hyperlink>
+      <w:r>
+        <w:rPr>
+          <w:lang w:val="sw_KE" w:bidi="sw_KE"/>
+        </w:rPr>
+        <w:t>68–70</w:t>
+      </w:r>
       <w:r>
         <w:rPr>
           <w:lang w:val="sw_KE" w:bidi="sw_KE"/>
         </w:rPr>
         <w:t xml:space="preserve">; Solomoni, </w:t>
       </w:r>
-      <w:hyperlink r:id="rId31">
-        <w:r>
-          <w:rPr>
-            <w:lang w:val="sw_KE" w:bidi="sw_KE"/>
-          </w:rPr>
-          <w:rPr>
-            <w:color w:val="0000EE"/>
-            <w:u w:val="single"/>
-          </w:rPr>
-          <w:t>Zab 72</w:t>
-        </w:r>
-      </w:hyperlink>
+      <w:r>
+        <w:rPr>
+          <w:lang w:val="sw_KE" w:bidi="sw_KE"/>
+        </w:rPr>
+        <w:t>Zab 72</w:t>
+      </w:r>
       <w:r>
         <w:rPr>
           <w:lang w:val="sw_KE" w:bidi="sw_KE"/>
         </w:rPr>
         <w:t>) inaonyesha mabadiliko ya kimada kutoka kwa Daudi kama mfano na mwalimu pekee hadi mitazamo mingine. Mwishoni mwa Kitabu cha Pili, mhariri anasema, “Hii inamaliza maombi ya Daudi mwana wa Yese” (</w:t>
       </w:r>
-      <w:hyperlink r:id="rId32">
-        <w:r>
-          <w:rPr>
-            <w:lang w:val="sw_KE" w:bidi="sw_KE"/>
-          </w:rPr>
-          <w:rPr>
-            <w:color w:val="0000EE"/>
-            <w:u w:val="single"/>
-          </w:rPr>
-          <w:t>72:20</w:t>
-        </w:r>
-      </w:hyperlink>
+      <w:r>
+        <w:rPr>
+          <w:lang w:val="sw_KE" w:bidi="sw_KE"/>
+        </w:rPr>
+        <w:t>72:20</w:t>
+      </w:r>
       <w:r>
         <w:rPr>
           <w:lang w:val="sw_KE" w:bidi="sw_KE"/>
@@ -899,18 +731,12 @@
         </w:rPr>
         <w:t>Kitabu cha Tatu (</w:t>
       </w:r>
-      <w:hyperlink r:id="rId20">
-        <w:r>
-          <w:rPr>
-            <w:lang w:val="sw_KE" w:bidi="sw_KE"/>
-          </w:rPr>
-          <w:rPr>
-            <w:color w:val="0000EE"/>
-            <w:u w:val="single"/>
-          </w:rPr>
-          <w:t>Zab 73–89</w:t>
-        </w:r>
-      </w:hyperlink>
+      <w:r>
+        <w:rPr>
+          <w:lang w:val="sw_KE" w:bidi="sw_KE"/>
+        </w:rPr>
+        <w:t>Zab 73–89</w:t>
+      </w:r>
       <w:r>
         <w:rPr>
           <w:lang w:val="sw_KE" w:bidi="sw_KE"/>
@@ -930,144 +756,96 @@
         </w:rPr>
         <w:t xml:space="preserve"> kwa Mungu (</w:t>
       </w:r>
-      <w:hyperlink r:id="rId33">
-        <w:r>
-          <w:rPr>
-            <w:lang w:val="sw_KE" w:bidi="sw_KE"/>
-          </w:rPr>
-          <w:rPr>
-            <w:color w:val="0000EE"/>
-            <w:u w:val="single"/>
-          </w:rPr>
-          <w:t>Zab 42–83</w:t>
-        </w:r>
-      </w:hyperlink>
+      <w:r>
+        <w:rPr>
+          <w:lang w:val="sw_KE" w:bidi="sw_KE"/>
+        </w:rPr>
+        <w:t>Zab 42–83</w:t>
+      </w:r>
       <w:r>
         <w:rPr>
           <w:lang w:val="sw_KE" w:bidi="sw_KE"/>
         </w:rPr>
         <w:t xml:space="preserve">) na utofauti wa waandishi wake (Asafu, </w:t>
       </w:r>
-      <w:hyperlink r:id="rId34">
-        <w:r>
-          <w:rPr>
-            <w:lang w:val="sw_KE" w:bidi="sw_KE"/>
-          </w:rPr>
-          <w:rPr>
-            <w:color w:val="0000EE"/>
-            <w:u w:val="single"/>
-          </w:rPr>
-          <w:t>Zab 73–83</w:t>
-        </w:r>
-      </w:hyperlink>
+      <w:r>
+        <w:rPr>
+          <w:lang w:val="sw_KE" w:bidi="sw_KE"/>
+        </w:rPr>
+        <w:t>Zab 73–83</w:t>
+      </w:r>
       <w:r>
         <w:rPr>
           <w:lang w:val="sw_KE" w:bidi="sw_KE"/>
         </w:rPr>
         <w:t xml:space="preserve">; wazao wa Kora, </w:t>
       </w:r>
-      <w:hyperlink r:id="rId35">
-        <w:r>
-          <w:rPr>
-            <w:lang w:val="sw_KE" w:bidi="sw_KE"/>
-          </w:rPr>
-          <w:rPr>
-            <w:color w:val="0000EE"/>
-            <w:u w:val="single"/>
-          </w:rPr>
-          <w:t>Zab 84–85</w:t>
-        </w:r>
-      </w:hyperlink>
+      <w:r>
+        <w:rPr>
+          <w:lang w:val="sw_KE" w:bidi="sw_KE"/>
+        </w:rPr>
+        <w:t>Zab 84–85</w:t>
+      </w:r>
       <w:r>
         <w:rPr>
           <w:lang w:val="sw_KE" w:bidi="sw_KE"/>
         </w:rPr>
         <w:t xml:space="preserve">; </w:t>
       </w:r>
-      <w:hyperlink r:id="rId36">
-        <w:r>
-          <w:rPr>
-            <w:lang w:val="sw_KE" w:bidi="sw_KE"/>
-          </w:rPr>
-          <w:rPr>
-            <w:color w:val="0000EE"/>
-            <w:u w:val="single"/>
-          </w:rPr>
-          <w:t>87–88</w:t>
-        </w:r>
-      </w:hyperlink>
+      <w:r>
+        <w:rPr>
+          <w:lang w:val="sw_KE" w:bidi="sw_KE"/>
+        </w:rPr>
+        <w:t>87–88</w:t>
+      </w:r>
       <w:r>
         <w:rPr>
           <w:lang w:val="sw_KE" w:bidi="sw_KE"/>
         </w:rPr>
         <w:t xml:space="preserve">; Daudi, </w:t>
       </w:r>
-      <w:hyperlink r:id="rId37">
-        <w:r>
-          <w:rPr>
-            <w:lang w:val="sw_KE" w:bidi="sw_KE"/>
-          </w:rPr>
-          <w:rPr>
-            <w:color w:val="0000EE"/>
-            <w:u w:val="single"/>
-          </w:rPr>
-          <w:t>Zab 86</w:t>
-        </w:r>
-      </w:hyperlink>
+      <w:r>
+        <w:rPr>
+          <w:lang w:val="sw_KE" w:bidi="sw_KE"/>
+        </w:rPr>
+        <w:t>Zab 86</w:t>
+      </w:r>
       <w:r>
         <w:rPr>
           <w:lang w:val="sw_KE" w:bidi="sw_KE"/>
         </w:rPr>
         <w:t xml:space="preserve">). </w:t>
       </w:r>
-      <w:hyperlink r:id="rId38">
-        <w:r>
-          <w:rPr>
-            <w:lang w:val="sw_KE" w:bidi="sw_KE"/>
-          </w:rPr>
-          <w:rPr>
-            <w:color w:val="0000EE"/>
-            <w:u w:val="single"/>
-          </w:rPr>
-          <w:t>Zaburi 73</w:t>
-        </w:r>
-      </w:hyperlink>
+      <w:r>
+        <w:rPr>
+          <w:lang w:val="sw_KE" w:bidi="sw_KE"/>
+        </w:rPr>
+        <w:t>Zaburi 73</w:t>
+      </w:r>
       <w:r>
         <w:rPr>
           <w:lang w:val="sw_KE" w:bidi="sw_KE"/>
         </w:rPr>
         <w:t>, ambayo inafungua Kitabu cha Tatu, inahoji haki na nguvu za Mungu, hivyo kuleta shaka juu ya maono makubwa ya ufalme ya kimasihi yaliyoelezwa katika zaburi ya mwisho ya Kitabu cha Pili (</w:t>
       </w:r>
-      <w:hyperlink r:id="rId31">
-        <w:r>
-          <w:rPr>
-            <w:lang w:val="sw_KE" w:bidi="sw_KE"/>
-          </w:rPr>
-          <w:rPr>
-            <w:color w:val="0000EE"/>
-            <w:u w:val="single"/>
-          </w:rPr>
-          <w:t>Zab 72</w:t>
-        </w:r>
-      </w:hyperlink>
+      <w:r>
+        <w:rPr>
+          <w:lang w:val="sw_KE" w:bidi="sw_KE"/>
+        </w:rPr>
+        <w:t>Zab 72</w:t>
+      </w:r>
       <w:r>
         <w:rPr>
           <w:lang w:val="sw_KE" w:bidi="sw_KE"/>
         </w:rPr>
         <w:t xml:space="preserve">). Hoja hii inarudi katika </w:t>
       </w:r>
-      <w:hyperlink r:id="rId39">
-        <w:r>
-          <w:rPr>
-            <w:lang w:val="sw_KE" w:bidi="sw_KE"/>
-          </w:rPr>
-          <w:rPr>
-            <w:color w:val="0000EE"/>
-            <w:u w:val="single"/>
-          </w:rPr>
-          <w:t>Zaburi 89</w:t>
-        </w:r>
-      </w:hyperlink>
+      <w:r>
+        <w:rPr>
+          <w:lang w:val="sw_KE" w:bidi="sw_KE"/>
+        </w:rPr>
+        <w:t>Zaburi 89</w:t>
+      </w:r>
       <w:r>
         <w:rPr>
           <w:lang w:val="sw_KE" w:bidi="sw_KE"/>
@@ -1092,144 +870,96 @@
         </w:rPr>
         <w:t>Zaburi za Kitabu cha Nne (</w:t>
       </w:r>
-      <w:hyperlink r:id="rId22">
-        <w:r>
-          <w:rPr>
-            <w:lang w:val="sw_KE" w:bidi="sw_KE"/>
-          </w:rPr>
-          <w:rPr>
-            <w:color w:val="0000EE"/>
-            <w:u w:val="single"/>
-          </w:rPr>
-          <w:t>Pss 90–106</w:t>
-        </w:r>
-      </w:hyperlink>
+      <w:r>
+        <w:rPr>
+          <w:lang w:val="sw_KE" w:bidi="sw_KE"/>
+        </w:rPr>
+        <w:t>Pss 90–106</w:t>
+      </w:r>
       <w:r>
         <w:rPr>
           <w:lang w:val="sw_KE" w:bidi="sw_KE"/>
         </w:rPr>
         <w:t xml:space="preserve">) zinashughulikia maswali yaliyoibuka wakati wa Uhamisho, ambapo ilionekana kama agano la Mungu na Daudi lilikuwa limevunjika (tazama </w:t>
       </w:r>
-      <w:hyperlink r:id="rId39">
-        <w:r>
-          <w:rPr>
-            <w:lang w:val="sw_KE" w:bidi="sw_KE"/>
-          </w:rPr>
-          <w:rPr>
-            <w:color w:val="0000EE"/>
-            <w:u w:val="single"/>
-          </w:rPr>
-          <w:t>Ps 89</w:t>
-        </w:r>
-      </w:hyperlink>
+      <w:r>
+        <w:rPr>
+          <w:lang w:val="sw_KE" w:bidi="sw_KE"/>
+        </w:rPr>
+        <w:t>Ps 89</w:t>
+      </w:r>
       <w:r>
         <w:rPr>
           <w:lang w:val="sw_KE" w:bidi="sw_KE"/>
         </w:rPr>
         <w:t xml:space="preserve">). Ili kukabiliana na mgogoro huu, Zaburi kadhaa zinahimiza ukuaji wa kibinafsi katika tabia na uchaji wa Muungu (tazama </w:t>
       </w:r>
-      <w:hyperlink r:id="rId40">
-        <w:r>
-          <w:rPr>
-            <w:lang w:val="sw_KE" w:bidi="sw_KE"/>
-          </w:rPr>
-          <w:rPr>
-            <w:color w:val="0000EE"/>
-            <w:u w:val="single"/>
-          </w:rPr>
-          <w:t>Pss 91–92</w:t>
-        </w:r>
-      </w:hyperlink>
+      <w:r>
+        <w:rPr>
+          <w:lang w:val="sw_KE" w:bidi="sw_KE"/>
+        </w:rPr>
+        <w:t>Pss 91–92</w:t>
+      </w:r>
       <w:r>
         <w:rPr>
           <w:lang w:val="sw_KE" w:bidi="sw_KE"/>
         </w:rPr>
         <w:t>). Zaburi nyingi katika mkusanyiko huu zinamwasilisha Mungu kama mfalme wa kweli na mwaminifu ambaye ufalme wake unafikia kila sehemu ya uumbaji (</w:t>
       </w:r>
-      <w:hyperlink r:id="rId41">
-        <w:r>
-          <w:rPr>
-            <w:lang w:val="sw_KE" w:bidi="sw_KE"/>
-          </w:rPr>
-          <w:rPr>
-            <w:color w:val="0000EE"/>
-            <w:u w:val="single"/>
-          </w:rPr>
-          <w:t>Pss 93–100</w:t>
-        </w:r>
-      </w:hyperlink>
+      <w:r>
+        <w:rPr>
+          <w:lang w:val="sw_KE" w:bidi="sw_KE"/>
+        </w:rPr>
+        <w:t>Pss 93–100</w:t>
+      </w:r>
       <w:r>
         <w:rPr>
           <w:lang w:val="sw_KE" w:bidi="sw_KE"/>
         </w:rPr>
         <w:t>). Bado anawapenda watu wake, kundi la malisho yake (</w:t>
       </w:r>
-      <w:hyperlink r:id="rId42">
-        <w:r>
-          <w:rPr>
-            <w:lang w:val="sw_KE" w:bidi="sw_KE"/>
-          </w:rPr>
-          <w:rPr>
-            <w:color w:val="0000EE"/>
-            <w:u w:val="single"/>
-          </w:rPr>
-          <w:t>Ps 100</w:t>
-        </w:r>
-      </w:hyperlink>
+      <w:r>
+        <w:rPr>
+          <w:lang w:val="sw_KE" w:bidi="sw_KE"/>
+        </w:rPr>
+        <w:t>Ps 100</w:t>
+      </w:r>
       <w:r>
         <w:rPr>
           <w:lang w:val="sw_KE" w:bidi="sw_KE"/>
         </w:rPr>
         <w:t>), lakini wanapaswa kumsikiliza (</w:t>
       </w:r>
-      <w:hyperlink r:id="rId43">
-        <w:r>
-          <w:rPr>
-            <w:lang w:val="sw_KE" w:bidi="sw_KE"/>
-          </w:rPr>
-          <w:rPr>
-            <w:color w:val="0000EE"/>
-            <w:u w:val="single"/>
-          </w:rPr>
-          <w:t>Pss 95</w:t>
-        </w:r>
-      </w:hyperlink>
+      <w:r>
+        <w:rPr>
+          <w:lang w:val="sw_KE" w:bidi="sw_KE"/>
+        </w:rPr>
+        <w:t>Pss 95</w:t>
+      </w:r>
       <w:r>
         <w:rPr>
           <w:lang w:val="sw_KE" w:bidi="sw_KE"/>
         </w:rPr>
         <w:t xml:space="preserve">; </w:t>
       </w:r>
-      <w:hyperlink r:id="rId42">
-        <w:r>
-          <w:rPr>
-            <w:lang w:val="sw_KE" w:bidi="sw_KE"/>
-          </w:rPr>
-          <w:rPr>
-            <w:color w:val="0000EE"/>
-            <w:u w:val="single"/>
-          </w:rPr>
-          <w:t>100</w:t>
-        </w:r>
-      </w:hyperlink>
+      <w:r>
+        <w:rPr>
+          <w:lang w:val="sw_KE" w:bidi="sw_KE"/>
+        </w:rPr>
+        <w:t>100</w:t>
+      </w:r>
       <w:r>
         <w:rPr>
           <w:lang w:val="sw_KE" w:bidi="sw_KE"/>
         </w:rPr>
         <w:t>). Mungu ni chanzo cha msamaha, na huruma yake inawahakikishia watu wake waliohamishwa kwamba bado anawajali. Mapitio ya historia ya ukombozi kutoka uumbaji hadi Uhamisho (</w:t>
       </w:r>
-      <w:hyperlink r:id="rId44">
-        <w:r>
-          <w:rPr>
-            <w:lang w:val="sw_KE" w:bidi="sw_KE"/>
-          </w:rPr>
-          <w:rPr>
-            <w:color w:val="0000EE"/>
-            <w:u w:val="single"/>
-          </w:rPr>
-          <w:t>Pss 104–106</w:t>
-        </w:r>
-      </w:hyperlink>
+      <w:r>
+        <w:rPr>
+          <w:lang w:val="sw_KE" w:bidi="sw_KE"/>
+        </w:rPr>
+        <w:t>Pss 104–106</w:t>
+      </w:r>
       <w:r>
         <w:rPr>
           <w:lang w:val="sw_KE" w:bidi="sw_KE"/>
@@ -1254,36 +984,24 @@
         </w:rPr>
         <w:t xml:space="preserve">Baraka ya </w:t>
       </w:r>
-      <w:hyperlink r:id="rId23">
-        <w:r>
-          <w:rPr>
-            <w:lang w:val="sw_KE" w:bidi="sw_KE"/>
-          </w:rPr>
-          <w:rPr>
-            <w:color w:val="0000EE"/>
-            <w:u w:val="single"/>
-          </w:rPr>
-          <w:t>Zaburi 106:48</w:t>
-        </w:r>
-      </w:hyperlink>
+      <w:r>
+        <w:rPr>
+          <w:lang w:val="sw_KE" w:bidi="sw_KE"/>
+        </w:rPr>
+        <w:t>Zaburi 106:48</w:t>
+      </w:r>
       <w:r>
         <w:rPr>
           <w:lang w:val="sw_KE" w:bidi="sw_KE"/>
         </w:rPr>
         <w:t xml:space="preserve"> pia imejumuishwa katika </w:t>
       </w:r>
-      <w:hyperlink r:id="rId45">
-        <w:r>
-          <w:rPr>
-            <w:lang w:val="sw_KE" w:bidi="sw_KE"/>
-          </w:rPr>
-          <w:rPr>
-            <w:color w:val="0000EE"/>
-            <w:u w:val="single"/>
-          </w:rPr>
-          <w:t>1 Mambo ya Nyakati 16:36</w:t>
-        </w:r>
-      </w:hyperlink>
+      <w:r>
+        <w:rPr>
+          <w:lang w:val="sw_KE" w:bidi="sw_KE"/>
+        </w:rPr>
+        <w:t>1 Mambo ya Nyakati 16:36</w:t>
+      </w:r>
       <w:r>
         <w:rPr>
           <w:lang w:val="sw_KE" w:bidi="sw_KE"/>
@@ -1308,18 +1026,12 @@
         </w:rPr>
         <w:t>Kitabu cha Tano (</w:t>
       </w:r>
-      <w:hyperlink r:id="rId24">
-        <w:r>
-          <w:rPr>
-            <w:lang w:val="sw_KE" w:bidi="sw_KE"/>
-          </w:rPr>
-          <w:rPr>
-            <w:color w:val="0000EE"/>
-            <w:u w:val="single"/>
-          </w:rPr>
-          <w:t>Zab 107–150</w:t>
-        </w:r>
-      </w:hyperlink>
+      <w:r>
+        <w:rPr>
+          <w:lang w:val="sw_KE" w:bidi="sw_KE"/>
+        </w:rPr>
+        <w:t>Zab 107–150</w:t>
+      </w:r>
       <w:r>
         <w:rPr>
           <w:lang w:val="sw_KE" w:bidi="sw_KE"/>
@@ -1339,18 +1051,12 @@
         </w:rPr>
         <w:t xml:space="preserve"> (</w:t>
       </w:r>
-      <w:hyperlink r:id="rId46">
-        <w:r>
-          <w:rPr>
-            <w:lang w:val="sw_KE" w:bidi="sw_KE"/>
-          </w:rPr>
-          <w:rPr>
-            <w:color w:val="0000EE"/>
-            <w:u w:val="single"/>
-          </w:rPr>
-          <w:t>Zab 113–118</w:t>
-        </w:r>
-      </w:hyperlink>
+      <w:r>
+        <w:rPr>
+          <w:lang w:val="sw_KE" w:bidi="sw_KE"/>
+        </w:rPr>
+        <w:t>Zab 113–118</w:t>
+      </w:r>
       <w:r>
         <w:rPr>
           <w:lang w:val="sw_KE" w:bidi="sw_KE"/>
@@ -1370,18 +1076,12 @@
         </w:rPr>
         <w:t xml:space="preserve"> (</w:t>
       </w:r>
-      <w:hyperlink r:id="rId47">
-        <w:r>
-          <w:rPr>
-            <w:lang w:val="sw_KE" w:bidi="sw_KE"/>
-          </w:rPr>
-          <w:rPr>
-            <w:color w:val="0000EE"/>
-            <w:u w:val="single"/>
-          </w:rPr>
-          <w:t>Zab 119</w:t>
-        </w:r>
-      </w:hyperlink>
+      <w:r>
+        <w:rPr>
+          <w:lang w:val="sw_KE" w:bidi="sw_KE"/>
+        </w:rPr>
+        <w:t>Zab 119</w:t>
+      </w:r>
       <w:r>
         <w:rPr>
           <w:lang w:val="sw_KE" w:bidi="sw_KE"/>
@@ -1401,18 +1101,12 @@
         </w:rPr>
         <w:t xml:space="preserve"> (</w:t>
       </w:r>
-      <w:hyperlink r:id="rId48">
-        <w:r>
-          <w:rPr>
-            <w:lang w:val="sw_KE" w:bidi="sw_KE"/>
-          </w:rPr>
-          <w:rPr>
-            <w:color w:val="0000EE"/>
-            <w:u w:val="single"/>
-          </w:rPr>
-          <w:t>Zab 120–136</w:t>
-        </w:r>
-      </w:hyperlink>
+      <w:r>
+        <w:rPr>
+          <w:lang w:val="sw_KE" w:bidi="sw_KE"/>
+        </w:rPr>
+        <w:t>Zab 120–136</w:t>
+      </w:r>
       <w:r>
         <w:rPr>
           <w:lang w:val="sw_KE" w:bidi="sw_KE"/>
@@ -1432,198 +1126,132 @@
         </w:rPr>
         <w:t xml:space="preserve"> (</w:t>
       </w:r>
-      <w:hyperlink r:id="rId49">
-        <w:r>
-          <w:rPr>
-            <w:lang w:val="sw_KE" w:bidi="sw_KE"/>
-          </w:rPr>
-          <w:rPr>
-            <w:color w:val="0000EE"/>
-            <w:u w:val="single"/>
-          </w:rPr>
-          <w:t>Zab 120–134</w:t>
-        </w:r>
-      </w:hyperlink>
+      <w:r>
+        <w:rPr>
+          <w:lang w:val="sw_KE" w:bidi="sw_KE"/>
+        </w:rPr>
+        <w:t>Zab 120–134</w:t>
+      </w:r>
       <w:r>
         <w:rPr>
           <w:lang w:val="sw_KE" w:bidi="sw_KE"/>
         </w:rPr>
         <w:t>); Zaburi nane za Daudi (</w:t>
       </w:r>
-      <w:hyperlink r:id="rId50">
-        <w:r>
-          <w:rPr>
-            <w:lang w:val="sw_KE" w:bidi="sw_KE"/>
-          </w:rPr>
-          <w:rPr>
-            <w:color w:val="0000EE"/>
-            <w:u w:val="single"/>
-          </w:rPr>
-          <w:t>Zab 138–145</w:t>
-        </w:r>
-      </w:hyperlink>
+      <w:r>
+        <w:rPr>
+          <w:lang w:val="sw_KE" w:bidi="sw_KE"/>
+        </w:rPr>
+        <w:t>Zab 138–145</w:t>
+      </w:r>
       <w:r>
         <w:rPr>
           <w:lang w:val="sw_KE" w:bidi="sw_KE"/>
         </w:rPr>
         <w:t>); na nyimbo tano za mwisho za sifa (</w:t>
       </w:r>
-      <w:hyperlink r:id="rId51">
-        <w:r>
-          <w:rPr>
-            <w:lang w:val="sw_KE" w:bidi="sw_KE"/>
-          </w:rPr>
-          <w:rPr>
-            <w:color w:val="0000EE"/>
-            <w:u w:val="single"/>
-          </w:rPr>
-          <w:t>Zab 146–150</w:t>
-        </w:r>
-      </w:hyperlink>
+      <w:r>
+        <w:rPr>
+          <w:lang w:val="sw_KE" w:bidi="sw_KE"/>
+        </w:rPr>
+        <w:t>Zab 146–150</w:t>
+      </w:r>
       <w:r>
         <w:rPr>
           <w:lang w:val="sw_KE" w:bidi="sw_KE"/>
         </w:rPr>
         <w:t>). Kitabu cha Tano kinaweka mfululizo wa mada za mateso, maombolezo, uokoaji wa Mungu, na sifa. Zaburi ya ufunguzi (</w:t>
       </w:r>
-      <w:hyperlink r:id="rId52">
-        <w:r>
-          <w:rPr>
-            <w:lang w:val="sw_KE" w:bidi="sw_KE"/>
-          </w:rPr>
-          <w:rPr>
-            <w:color w:val="0000EE"/>
-            <w:u w:val="single"/>
-          </w:rPr>
-          <w:t>Zab 107</w:t>
-        </w:r>
-      </w:hyperlink>
+      <w:r>
+        <w:rPr>
+          <w:lang w:val="sw_KE" w:bidi="sw_KE"/>
+        </w:rPr>
+        <w:t>Zab 107</w:t>
+      </w:r>
       <w:r>
         <w:rPr>
           <w:lang w:val="sw_KE" w:bidi="sw_KE"/>
         </w:rPr>
         <w:t>) inaanza mtindo huu, na aya yake ya mwisho (</w:t>
       </w:r>
-      <w:hyperlink r:id="rId53">
-        <w:r>
-          <w:rPr>
-            <w:lang w:val="sw_KE" w:bidi="sw_KE"/>
-          </w:rPr>
-          <w:rPr>
-            <w:color w:val="0000EE"/>
-            <w:u w:val="single"/>
-          </w:rPr>
-          <w:t>107:43</w:t>
-        </w:r>
-      </w:hyperlink>
+      <w:r>
+        <w:rPr>
+          <w:lang w:val="sw_KE" w:bidi="sw_KE"/>
+        </w:rPr>
+        <w:t>107:43</w:t>
+      </w:r>
       <w:r>
         <w:rPr>
           <w:lang w:val="sw_KE" w:bidi="sw_KE"/>
         </w:rPr>
         <w:t xml:space="preserve">) inaonyesha umuhimu wa hekima katika kutambua njia za Mungu. </w:t>
       </w:r>
-      <w:hyperlink r:id="rId47">
-        <w:r>
-          <w:rPr>
-            <w:lang w:val="sw_KE" w:bidi="sw_KE"/>
-          </w:rPr>
-          <w:rPr>
-            <w:color w:val="0000EE"/>
-            <w:u w:val="single"/>
-          </w:rPr>
-          <w:t>Zaburi 119</w:t>
-        </w:r>
-      </w:hyperlink>
+      <w:r>
+        <w:rPr>
+          <w:lang w:val="sw_KE" w:bidi="sw_KE"/>
+        </w:rPr>
+        <w:t>Zaburi 119</w:t>
+      </w:r>
       <w:r>
         <w:rPr>
           <w:lang w:val="sw_KE" w:bidi="sw_KE"/>
         </w:rPr>
         <w:t>, zaburi ndefu zaidi, inasherehekea hekima ya Mungu na neno lake. Zaburi zinazohadithia utunzaji wa kihistoria wa Bwana kwa Israeli jangwani (</w:t>
       </w:r>
-      <w:hyperlink r:id="rId54">
-        <w:r>
-          <w:rPr>
-            <w:lang w:val="sw_KE" w:bidi="sw_KE"/>
-          </w:rPr>
-          <w:rPr>
-            <w:color w:val="0000EE"/>
-            <w:u w:val="single"/>
-          </w:rPr>
-          <w:t>Zab 114–118</w:t>
-        </w:r>
-      </w:hyperlink>
+      <w:r>
+        <w:rPr>
+          <w:lang w:val="sw_KE" w:bidi="sw_KE"/>
+        </w:rPr>
+        <w:t>Zab 114–118</w:t>
+      </w:r>
       <w:r>
         <w:rPr>
           <w:lang w:val="sw_KE" w:bidi="sw_KE"/>
         </w:rPr>
         <w:t xml:space="preserve">; </w:t>
       </w:r>
-      <w:hyperlink r:id="rId55">
-        <w:r>
-          <w:rPr>
-            <w:lang w:val="sw_KE" w:bidi="sw_KE"/>
-          </w:rPr>
-          <w:rPr>
-            <w:color w:val="0000EE"/>
-            <w:u w:val="single"/>
-          </w:rPr>
-          <w:t>135–136</w:t>
-        </w:r>
-      </w:hyperlink>
+      <w:r>
+        <w:rPr>
+          <w:lang w:val="sw_KE" w:bidi="sw_KE"/>
+        </w:rPr>
+        <w:t>135–136</w:t>
+      </w:r>
       <w:r>
         <w:rPr>
           <w:lang w:val="sw_KE" w:bidi="sw_KE"/>
         </w:rPr>
         <w:t>) zinawaandaa Waisraeli wa uhamishoni na baada ya uhamishoni kusoma maombi ya mwisho ya Daudi (</w:t>
       </w:r>
-      <w:hyperlink r:id="rId50">
-        <w:r>
-          <w:rPr>
-            <w:lang w:val="sw_KE" w:bidi="sw_KE"/>
-          </w:rPr>
-          <w:rPr>
-            <w:color w:val="0000EE"/>
-            <w:u w:val="single"/>
-          </w:rPr>
-          <w:t>Zab 138–145</w:t>
-        </w:r>
-      </w:hyperlink>
+      <w:r>
+        <w:rPr>
+          <w:lang w:val="sw_KE" w:bidi="sw_KE"/>
+        </w:rPr>
+        <w:t>Zab 138–145</w:t>
+      </w:r>
       <w:r>
         <w:rPr>
           <w:lang w:val="sw_KE" w:bidi="sw_KE"/>
         </w:rPr>
         <w:t>) kwa mtazamo mpya: Daudi alitarajia ufalme wa Mungu (</w:t>
       </w:r>
-      <w:hyperlink r:id="rId56">
-        <w:r>
-          <w:rPr>
-            <w:lang w:val="sw_KE" w:bidi="sw_KE"/>
-          </w:rPr>
-          <w:rPr>
-            <w:color w:val="0000EE"/>
-            <w:u w:val="single"/>
-          </w:rPr>
-          <w:t>Zab 145</w:t>
-        </w:r>
-      </w:hyperlink>
+      <w:r>
+        <w:rPr>
+          <w:lang w:val="sw_KE" w:bidi="sw_KE"/>
+        </w:rPr>
+        <w:t>Zab 145</w:t>
+      </w:r>
       <w:r>
         <w:rPr>
           <w:lang w:val="sw_KE" w:bidi="sw_KE"/>
         </w:rPr>
         <w:t>). Zaburi za sifa zinathibitisha tumaini hili (</w:t>
       </w:r>
-      <w:hyperlink r:id="rId51">
-        <w:r>
-          <w:rPr>
-            <w:lang w:val="sw_KE" w:bidi="sw_KE"/>
-          </w:rPr>
-          <w:rPr>
-            <w:color w:val="0000EE"/>
-            <w:u w:val="single"/>
-          </w:rPr>
-          <w:t>Zab 146–150</w:t>
-        </w:r>
-      </w:hyperlink>
+      <w:r>
+        <w:rPr>
+          <w:lang w:val="sw_KE" w:bidi="sw_KE"/>
+        </w:rPr>
+        <w:t>Zab 146–150</w:t>
+      </w:r>
       <w:r>
         <w:rPr>
           <w:lang w:val="sw_KE" w:bidi="sw_KE"/>
@@ -1648,36 +1276,24 @@
         </w:rPr>
         <w:t>Nyongeza zinaonekana kufanywa kwenye Zaburi zilizokuwepo tayari. Hii inaweza kuelezea maombi ya urejeshaji wa Sayuni (</w:t>
       </w:r>
-      <w:hyperlink r:id="rId57">
-        <w:r>
-          <w:rPr>
-            <w:lang w:val="sw_KE" w:bidi="sw_KE"/>
-          </w:rPr>
-          <w:rPr>
-            <w:color w:val="0000EE"/>
-            <w:u w:val="single"/>
-          </w:rPr>
-          <w:t>51:18–19</w:t>
-        </w:r>
-      </w:hyperlink>
+      <w:r>
+        <w:rPr>
+          <w:lang w:val="sw_KE" w:bidi="sw_KE"/>
+        </w:rPr>
+        <w:t>51:18–19</w:t>
+      </w:r>
       <w:r>
         <w:rPr>
           <w:lang w:val="sw_KE" w:bidi="sw_KE"/>
         </w:rPr>
         <w:t>) na baraka za Mungu juu ya Yerusalemu (</w:t>
       </w:r>
-      <w:hyperlink r:id="rId58">
-        <w:r>
-          <w:rPr>
-            <w:lang w:val="sw_KE" w:bidi="sw_KE"/>
-          </w:rPr>
-          <w:rPr>
-            <w:color w:val="0000EE"/>
-            <w:u w:val="single"/>
-          </w:rPr>
-          <w:t>69:34–36</w:t>
-        </w:r>
-      </w:hyperlink>
+      <w:r>
+        <w:rPr>
+          <w:lang w:val="sw_KE" w:bidi="sw_KE"/>
+        </w:rPr>
+        <w:t>69:34–36</w:t>
+      </w:r>
       <w:r>
         <w:rPr>
           <w:lang w:val="sw_KE" w:bidi="sw_KE"/>
@@ -1702,108 +1318,72 @@
         </w:rPr>
         <w:t xml:space="preserve">Hati zilizopo zinaonyesha mabadiliko katika mpangilio na vichwa vya Zaburi. Toleo la Kiebrania na Kigiriki la Zaburi lina jumla ya Zaburi 150, lakini kuna mgawanyiko na namba tofauti pamoja na tofauti kuhusu ni Zaburi zipi zina vichwa. Maandishi ya Kigiriki yanaunganisha </w:t>
       </w:r>
-      <w:hyperlink r:id="rId59">
-        <w:r>
-          <w:rPr>
-            <w:lang w:val="sw_KE" w:bidi="sw_KE"/>
-          </w:rPr>
-          <w:rPr>
-            <w:color w:val="0000EE"/>
-            <w:u w:val="single"/>
-          </w:rPr>
-          <w:t>Zaburi 9</w:t>
-        </w:r>
-      </w:hyperlink>
+      <w:r>
+        <w:rPr>
+          <w:lang w:val="sw_KE" w:bidi="sw_KE"/>
+        </w:rPr>
+        <w:t>Zaburi 9</w:t>
+      </w:r>
       <w:r>
         <w:rPr>
           <w:lang w:val="sw_KE" w:bidi="sw_KE"/>
         </w:rPr>
         <w:t xml:space="preserve"> na </w:t>
       </w:r>
-      <w:hyperlink r:id="rId60">
-        <w:r>
-          <w:rPr>
-            <w:lang w:val="sw_KE" w:bidi="sw_KE"/>
-          </w:rPr>
-          <w:rPr>
-            <w:color w:val="0000EE"/>
-            <w:u w:val="single"/>
-          </w:rPr>
-          <w:t>10</w:t>
-        </w:r>
-      </w:hyperlink>
+      <w:r>
+        <w:rPr>
+          <w:lang w:val="sw_KE" w:bidi="sw_KE"/>
+        </w:rPr>
+        <w:t>10</w:t>
+      </w:r>
       <w:r>
         <w:rPr>
           <w:lang w:val="sw_KE" w:bidi="sw_KE"/>
         </w:rPr>
         <w:t xml:space="preserve"> na </w:t>
       </w:r>
-      <w:hyperlink r:id="rId61">
-        <w:r>
-          <w:rPr>
-            <w:lang w:val="sw_KE" w:bidi="sw_KE"/>
-          </w:rPr>
-          <w:rPr>
-            <w:color w:val="0000EE"/>
-            <w:u w:val="single"/>
-          </w:rPr>
-          <w:t>Zaburi 114</w:t>
-        </w:r>
-      </w:hyperlink>
+      <w:r>
+        <w:rPr>
+          <w:lang w:val="sw_KE" w:bidi="sw_KE"/>
+        </w:rPr>
+        <w:t>Zaburi 114</w:t>
+      </w:r>
       <w:r>
         <w:rPr>
           <w:lang w:val="sw_KE" w:bidi="sw_KE"/>
         </w:rPr>
         <w:t xml:space="preserve"> na </w:t>
       </w:r>
-      <w:hyperlink r:id="rId62">
-        <w:r>
-          <w:rPr>
-            <w:lang w:val="sw_KE" w:bidi="sw_KE"/>
-          </w:rPr>
-          <w:rPr>
-            <w:color w:val="0000EE"/>
-            <w:u w:val="single"/>
-          </w:rPr>
-          <w:t>115</w:t>
-        </w:r>
-      </w:hyperlink>
+      <w:r>
+        <w:rPr>
+          <w:lang w:val="sw_KE" w:bidi="sw_KE"/>
+        </w:rPr>
+        <w:t>115</w:t>
+      </w:r>
       <w:r>
         <w:rPr>
           <w:lang w:val="sw_KE" w:bidi="sw_KE"/>
         </w:rPr>
         <w:t xml:space="preserve"> kuwa zaburi moja kila moja, lakini yanagawanya </w:t>
       </w:r>
-      <w:hyperlink r:id="rId63">
-        <w:r>
-          <w:rPr>
-            <w:lang w:val="sw_KE" w:bidi="sw_KE"/>
-          </w:rPr>
-          <w:rPr>
-            <w:color w:val="0000EE"/>
-            <w:u w:val="single"/>
-          </w:rPr>
-          <w:t>Zaburi 116</w:t>
-        </w:r>
-      </w:hyperlink>
+      <w:r>
+        <w:rPr>
+          <w:lang w:val="sw_KE" w:bidi="sw_KE"/>
+        </w:rPr>
+        <w:t>Zaburi 116</w:t>
+      </w:r>
       <w:r>
         <w:rPr>
           <w:lang w:val="sw_KE" w:bidi="sw_KE"/>
         </w:rPr>
         <w:t xml:space="preserve"> na </w:t>
       </w:r>
-      <w:hyperlink r:id="rId64">
-        <w:r>
-          <w:rPr>
-            <w:lang w:val="sw_KE" w:bidi="sw_KE"/>
-          </w:rPr>
-          <w:rPr>
-            <w:color w:val="0000EE"/>
-            <w:u w:val="single"/>
-          </w:rPr>
-          <w:t>147</w:t>
-        </w:r>
-      </w:hyperlink>
+      <w:r>
+        <w:rPr>
+          <w:lang w:val="sw_KE" w:bidi="sw_KE"/>
+        </w:rPr>
+        <w:t>147</w:t>
+      </w:r>
       <w:r>
         <w:rPr>
           <w:lang w:val="sw_KE" w:bidi="sw_KE"/>
@@ -1824,54 +1404,36 @@
         </w:rPr>
         <w:t xml:space="preserve">Katika kipindi cha Yesu, Zaburi zilizokusanywa zilifahamika vizuri (tazama </w:t>
       </w:r>
-      <w:hyperlink r:id="rId65">
-        <w:r>
-          <w:rPr>
-            <w:lang w:val="sw_KE" w:bidi="sw_KE"/>
-          </w:rPr>
-          <w:rPr>
-            <w:color w:val="0000EE"/>
-            <w:u w:val="single"/>
-          </w:rPr>
-          <w:t>Luka 20:42</w:t>
-        </w:r>
-      </w:hyperlink>
+      <w:r>
+        <w:rPr>
+          <w:lang w:val="sw_KE" w:bidi="sw_KE"/>
+        </w:rPr>
+        <w:t>Luka 20:42</w:t>
+      </w:r>
       <w:r>
         <w:rPr>
           <w:lang w:val="sw_KE" w:bidi="sw_KE"/>
         </w:rPr>
         <w:t xml:space="preserve">; </w:t>
       </w:r>
-      <w:hyperlink r:id="rId66">
-        <w:r>
-          <w:rPr>
-            <w:lang w:val="sw_KE" w:bidi="sw_KE"/>
-          </w:rPr>
-          <w:rPr>
-            <w:color w:val="0000EE"/>
-            <w:u w:val="single"/>
-          </w:rPr>
-          <w:t>Matendo 1:20</w:t>
-        </w:r>
-      </w:hyperlink>
+      <w:r>
+        <w:rPr>
+          <w:lang w:val="sw_KE" w:bidi="sw_KE"/>
+        </w:rPr>
+        <w:t>Matendo 1:20</w:t>
+      </w:r>
       <w:r>
         <w:rPr>
           <w:lang w:val="sw_KE" w:bidi="sw_KE"/>
         </w:rPr>
         <w:t xml:space="preserve">). Hii ilikuwa sehemu ya tatu ya kanuni ya Kiebrania, inayojulikana kama Maandiko (tazama </w:t>
       </w:r>
-      <w:hyperlink r:id="rId67">
-        <w:r>
-          <w:rPr>
-            <w:lang w:val="sw_KE" w:bidi="sw_KE"/>
-          </w:rPr>
-          <w:rPr>
-            <w:color w:val="0000EE"/>
-            <w:u w:val="single"/>
-          </w:rPr>
-          <w:t>Luka 24:44</w:t>
-        </w:r>
-      </w:hyperlink>
+      <w:r>
+        <w:rPr>
+          <w:lang w:val="sw_KE" w:bidi="sw_KE"/>
+        </w:rPr>
+        <w:t>Luka 24:44</w:t>
+      </w:r>
       <w:r>
         <w:rPr>
           <w:lang w:val="sw_KE" w:bidi="sw_KE"/>
@@ -1903,180 +1465,120 @@
         </w:rPr>
         <w:t>Zaburi nyingi zinahusishwa na Daudi, lakini si zote; kwa kweli, chini ya nusu zimeunganishwa moja kwa moja naye. Nyingine zinahusishwa na Asafu (</w:t>
       </w:r>
-      <w:hyperlink r:id="rId28">
-        <w:r>
-          <w:rPr>
-            <w:lang w:val="sw_KE" w:bidi="sw_KE"/>
-          </w:rPr>
-          <w:rPr>
-            <w:color w:val="0000EE"/>
-            <w:u w:val="single"/>
-          </w:rPr>
-          <w:t>Zab 50</w:t>
-        </w:r>
-      </w:hyperlink>
+      <w:r>
+        <w:rPr>
+          <w:lang w:val="sw_KE" w:bidi="sw_KE"/>
+        </w:rPr>
+        <w:t>Zab 50</w:t>
+      </w:r>
       <w:r>
         <w:rPr>
           <w:lang w:val="sw_KE" w:bidi="sw_KE"/>
         </w:rPr>
         <w:t xml:space="preserve">; </w:t>
       </w:r>
-      <w:hyperlink r:id="rId34">
-        <w:r>
-          <w:rPr>
-            <w:lang w:val="sw_KE" w:bidi="sw_KE"/>
-          </w:rPr>
-          <w:rPr>
-            <w:color w:val="0000EE"/>
-            <w:u w:val="single"/>
-          </w:rPr>
-          <w:t>73–83</w:t>
-        </w:r>
-      </w:hyperlink>
+      <w:r>
+        <w:rPr>
+          <w:lang w:val="sw_KE" w:bidi="sw_KE"/>
+        </w:rPr>
+        <w:t>73–83</w:t>
+      </w:r>
       <w:r>
         <w:rPr>
           <w:lang w:val="sw_KE" w:bidi="sw_KE"/>
         </w:rPr>
         <w:t>), wazao wa Kora (</w:t>
       </w:r>
-      <w:hyperlink r:id="rId27">
-        <w:r>
-          <w:rPr>
-            <w:lang w:val="sw_KE" w:bidi="sw_KE"/>
-          </w:rPr>
-          <w:rPr>
-            <w:color w:val="0000EE"/>
-            <w:u w:val="single"/>
-          </w:rPr>
-          <w:t>Zab 42–49</w:t>
-        </w:r>
-      </w:hyperlink>
+      <w:r>
+        <w:rPr>
+          <w:lang w:val="sw_KE" w:bidi="sw_KE"/>
+        </w:rPr>
+        <w:t>Zab 42–49</w:t>
+      </w:r>
       <w:r>
         <w:rPr>
           <w:lang w:val="sw_KE" w:bidi="sw_KE"/>
         </w:rPr>
         <w:t xml:space="preserve">; </w:t>
       </w:r>
-      <w:hyperlink r:id="rId35">
-        <w:r>
-          <w:rPr>
-            <w:lang w:val="sw_KE" w:bidi="sw_KE"/>
-          </w:rPr>
-          <w:rPr>
-            <w:color w:val="0000EE"/>
-            <w:u w:val="single"/>
-          </w:rPr>
-          <w:t>84–85</w:t>
-        </w:r>
-      </w:hyperlink>
+      <w:r>
+        <w:rPr>
+          <w:lang w:val="sw_KE" w:bidi="sw_KE"/>
+        </w:rPr>
+        <w:t>84–85</w:t>
+      </w:r>
       <w:r>
         <w:rPr>
           <w:lang w:val="sw_KE" w:bidi="sw_KE"/>
         </w:rPr>
         <w:t xml:space="preserve">; </w:t>
       </w:r>
-      <w:hyperlink r:id="rId68">
-        <w:r>
-          <w:rPr>
-            <w:lang w:val="sw_KE" w:bidi="sw_KE"/>
-          </w:rPr>
-          <w:rPr>
-            <w:color w:val="0000EE"/>
-            <w:u w:val="single"/>
-          </w:rPr>
-          <w:t>87</w:t>
-        </w:r>
-      </w:hyperlink>
+      <w:r>
+        <w:rPr>
+          <w:lang w:val="sw_KE" w:bidi="sw_KE"/>
+        </w:rPr>
+        <w:t>87</w:t>
+      </w:r>
       <w:r>
         <w:rPr>
           <w:lang w:val="sw_KE" w:bidi="sw_KE"/>
         </w:rPr>
         <w:t>), Solomoni (</w:t>
       </w:r>
-      <w:hyperlink r:id="rId31">
-        <w:r>
-          <w:rPr>
-            <w:lang w:val="sw_KE" w:bidi="sw_KE"/>
-          </w:rPr>
-          <w:rPr>
-            <w:color w:val="0000EE"/>
-            <w:u w:val="single"/>
-          </w:rPr>
-          <w:t>Zab 72</w:t>
-        </w:r>
-      </w:hyperlink>
+      <w:r>
+        <w:rPr>
+          <w:lang w:val="sw_KE" w:bidi="sw_KE"/>
+        </w:rPr>
+        <w:t>Zab 72</w:t>
+      </w:r>
       <w:r>
         <w:rPr>
           <w:lang w:val="sw_KE" w:bidi="sw_KE"/>
         </w:rPr>
         <w:t xml:space="preserve">; </w:t>
       </w:r>
-      <w:hyperlink r:id="rId69">
-        <w:r>
-          <w:rPr>
-            <w:lang w:val="sw_KE" w:bidi="sw_KE"/>
-          </w:rPr>
-          <w:rPr>
-            <w:color w:val="0000EE"/>
-            <w:u w:val="single"/>
-          </w:rPr>
-          <w:t>127</w:t>
-        </w:r>
-      </w:hyperlink>
+      <w:r>
+        <w:rPr>
+          <w:lang w:val="sw_KE" w:bidi="sw_KE"/>
+        </w:rPr>
+        <w:t>127</w:t>
+      </w:r>
       <w:r>
         <w:rPr>
           <w:lang w:val="sw_KE" w:bidi="sw_KE"/>
         </w:rPr>
         <w:t>), Hemani (</w:t>
       </w:r>
-      <w:hyperlink r:id="rId70">
-        <w:r>
-          <w:rPr>
-            <w:lang w:val="sw_KE" w:bidi="sw_KE"/>
-          </w:rPr>
-          <w:rPr>
-            <w:color w:val="0000EE"/>
-            <w:u w:val="single"/>
-          </w:rPr>
-          <w:t>Zab 88</w:t>
-        </w:r>
-      </w:hyperlink>
+      <w:r>
+        <w:rPr>
+          <w:lang w:val="sw_KE" w:bidi="sw_KE"/>
+        </w:rPr>
+        <w:t>Zab 88</w:t>
+      </w:r>
       <w:r>
         <w:rPr>
           <w:lang w:val="sw_KE" w:bidi="sw_KE"/>
         </w:rPr>
         <w:t>), Ethani (</w:t>
       </w:r>
-      <w:hyperlink r:id="rId39">
-        <w:r>
-          <w:rPr>
-            <w:lang w:val="sw_KE" w:bidi="sw_KE"/>
-          </w:rPr>
-          <w:rPr>
-            <w:color w:val="0000EE"/>
-            <w:u w:val="single"/>
-          </w:rPr>
-          <w:t>Zab 89</w:t>
-        </w:r>
-      </w:hyperlink>
+      <w:r>
+        <w:rPr>
+          <w:lang w:val="sw_KE" w:bidi="sw_KE"/>
+        </w:rPr>
+        <w:t>Zab 89</w:t>
+      </w:r>
       <w:r>
         <w:rPr>
           <w:lang w:val="sw_KE" w:bidi="sw_KE"/>
         </w:rPr>
         <w:t>), na Mose (</w:t>
       </w:r>
-      <w:hyperlink r:id="rId71">
-        <w:r>
-          <w:rPr>
-            <w:lang w:val="sw_KE" w:bidi="sw_KE"/>
-          </w:rPr>
-          <w:rPr>
-            <w:color w:val="0000EE"/>
-            <w:u w:val="single"/>
-          </w:rPr>
-          <w:t>Zab 90</w:t>
-        </w:r>
-      </w:hyperlink>
+      <w:r>
+        <w:rPr>
+          <w:lang w:val="sw_KE" w:bidi="sw_KE"/>
+        </w:rPr>
+        <w:t>Zab 90</w:t>
+      </w:r>
       <w:r>
         <w:rPr>
           <w:lang w:val="sw_KE" w:bidi="sw_KE"/>
@@ -2097,432 +1599,288 @@
         </w:rPr>
         <w:t>Kati ya Zaburi 116 zenye kichwa, nyingi zinamtaja mtu anayehusishwa na zaburi hiyo. Mtu anayetajwa anaweza kuwa mwandishi, lakini si lazima awe hivyo. Kihusishi cha Kiebrania le kabla ya jina (ambacho mara nyingi hutafsiriwa kama “ya”) kinaweza pia kumaanisha “kwa,” “imetolewa kwa,” “kuhusu,” au “na.” Kwa hivyo, ledawid (ambacho mara nyingi hutafsiriwa kama “ya Daudi”) kinaweza kufasiriwa kama “kwa Daudi,” “imetolewa kwa Daudi,” “kuhusu Daudi,” au “na Daudi.” Ingawa Zaburi nyingi “za Daudi” zinaweza kuwa zimeandikwa naye, kuna sababu kadhaa za kuwa na tahadhari. Vichwa mara kwa mara vina majina mawili, kama vile Daudi na Yeduthuni au Asafu (</w:t>
       </w:r>
-      <w:hyperlink r:id="rId72">
-        <w:r>
-          <w:rPr>
-            <w:lang w:val="sw_KE" w:bidi="sw_KE"/>
-          </w:rPr>
-          <w:rPr>
-            <w:color w:val="0000EE"/>
-            <w:u w:val="single"/>
-          </w:rPr>
-          <w:t>Zab 39</w:t>
-        </w:r>
-      </w:hyperlink>
+      <w:r>
+        <w:rPr>
+          <w:lang w:val="sw_KE" w:bidi="sw_KE"/>
+        </w:rPr>
+        <w:t>Zab 39</w:t>
+      </w:r>
       <w:r>
         <w:rPr>
           <w:lang w:val="sw_KE" w:bidi="sw_KE"/>
         </w:rPr>
         <w:t xml:space="preserve">, </w:t>
       </w:r>
-      <w:hyperlink r:id="rId73">
-        <w:r>
-          <w:rPr>
-            <w:lang w:val="sw_KE" w:bidi="sw_KE"/>
-          </w:rPr>
-          <w:rPr>
-            <w:color w:val="0000EE"/>
-            <w:u w:val="single"/>
-          </w:rPr>
-          <w:t>62</w:t>
-        </w:r>
-      </w:hyperlink>
+      <w:r>
+        <w:rPr>
+          <w:lang w:val="sw_KE" w:bidi="sw_KE"/>
+        </w:rPr>
+        <w:t>62</w:t>
+      </w:r>
       <w:r>
         <w:rPr>
           <w:lang w:val="sw_KE" w:bidi="sw_KE"/>
         </w:rPr>
         <w:t xml:space="preserve">, </w:t>
       </w:r>
-      <w:hyperlink r:id="rId74">
-        <w:r>
-          <w:rPr>
-            <w:lang w:val="sw_KE" w:bidi="sw_KE"/>
-          </w:rPr>
-          <w:rPr>
-            <w:color w:val="0000EE"/>
-            <w:u w:val="single"/>
-          </w:rPr>
-          <w:t>77</w:t>
-        </w:r>
-      </w:hyperlink>
+      <w:r>
+        <w:rPr>
+          <w:lang w:val="sw_KE" w:bidi="sw_KE"/>
+        </w:rPr>
+        <w:t>77</w:t>
+      </w:r>
       <w:r>
         <w:rPr>
           <w:lang w:val="sw_KE" w:bidi="sw_KE"/>
         </w:rPr>
         <w:t>). Inawezekana kwamba mtu mwingine ndiye alikuwa mwandishi halisi wa zaburi hiyo. Zaidi ya hayo, Zaburi ambazo vichwa vyake vinaziunganisha na tukio la maisha ya Daudi (</w:t>
       </w:r>
-      <w:hyperlink r:id="rId75">
-        <w:r>
-          <w:rPr>
-            <w:lang w:val="sw_KE" w:bidi="sw_KE"/>
-          </w:rPr>
-          <w:rPr>
-            <w:color w:val="0000EE"/>
-            <w:u w:val="single"/>
-          </w:rPr>
-          <w:t>Zab 3</w:t>
-        </w:r>
-      </w:hyperlink>
+      <w:r>
+        <w:rPr>
+          <w:lang w:val="sw_KE" w:bidi="sw_KE"/>
+        </w:rPr>
+        <w:t>Zab 3</w:t>
+      </w:r>
       <w:r>
         <w:rPr>
           <w:lang w:val="sw_KE" w:bidi="sw_KE"/>
         </w:rPr>
         <w:t xml:space="preserve">, </w:t>
       </w:r>
-      <w:hyperlink r:id="rId76">
-        <w:r>
-          <w:rPr>
-            <w:lang w:val="sw_KE" w:bidi="sw_KE"/>
-          </w:rPr>
-          <w:rPr>
-            <w:color w:val="0000EE"/>
-            <w:u w:val="single"/>
-          </w:rPr>
-          <w:t>7</w:t>
-        </w:r>
-      </w:hyperlink>
+      <w:r>
+        <w:rPr>
+          <w:lang w:val="sw_KE" w:bidi="sw_KE"/>
+        </w:rPr>
+        <w:t>7</w:t>
+      </w:r>
       <w:r>
         <w:rPr>
           <w:lang w:val="sw_KE" w:bidi="sw_KE"/>
         </w:rPr>
         <w:t xml:space="preserve">, </w:t>
       </w:r>
-      <w:hyperlink r:id="rId77">
-        <w:r>
-          <w:rPr>
-            <w:lang w:val="sw_KE" w:bidi="sw_KE"/>
-          </w:rPr>
-          <w:rPr>
-            <w:color w:val="0000EE"/>
-            <w:u w:val="single"/>
-          </w:rPr>
-          <w:t>18</w:t>
-        </w:r>
-      </w:hyperlink>
+      <w:r>
+        <w:rPr>
+          <w:lang w:val="sw_KE" w:bidi="sw_KE"/>
+        </w:rPr>
+        <w:t>18</w:t>
+      </w:r>
       <w:r>
         <w:rPr>
           <w:lang w:val="sw_KE" w:bidi="sw_KE"/>
         </w:rPr>
         <w:t xml:space="preserve">, </w:t>
       </w:r>
-      <w:hyperlink r:id="rId78">
-        <w:r>
-          <w:rPr>
-            <w:lang w:val="sw_KE" w:bidi="sw_KE"/>
-          </w:rPr>
-          <w:rPr>
-            <w:color w:val="0000EE"/>
-            <w:u w:val="single"/>
-          </w:rPr>
-          <w:t>34</w:t>
-        </w:r>
-      </w:hyperlink>
+      <w:r>
+        <w:rPr>
+          <w:lang w:val="sw_KE" w:bidi="sw_KE"/>
+        </w:rPr>
+        <w:t>34</w:t>
+      </w:r>
       <w:r>
         <w:rPr>
           <w:lang w:val="sw_KE" w:bidi="sw_KE"/>
         </w:rPr>
         <w:t xml:space="preserve">, </w:t>
       </w:r>
-      <w:hyperlink r:id="rId79">
-        <w:r>
-          <w:rPr>
-            <w:lang w:val="sw_KE" w:bidi="sw_KE"/>
-          </w:rPr>
-          <w:rPr>
-            <w:color w:val="0000EE"/>
-            <w:u w:val="single"/>
-          </w:rPr>
-          <w:t>51</w:t>
-        </w:r>
-      </w:hyperlink>
+      <w:r>
+        <w:rPr>
+          <w:lang w:val="sw_KE" w:bidi="sw_KE"/>
+        </w:rPr>
+        <w:t>51</w:t>
+      </w:r>
       <w:r>
         <w:rPr>
           <w:lang w:val="sw_KE" w:bidi="sw_KE"/>
         </w:rPr>
         <w:t xml:space="preserve">, </w:t>
       </w:r>
-      <w:hyperlink r:id="rId80">
-        <w:r>
-          <w:rPr>
-            <w:lang w:val="sw_KE" w:bidi="sw_KE"/>
-          </w:rPr>
-          <w:rPr>
-            <w:color w:val="0000EE"/>
-            <w:u w:val="single"/>
-          </w:rPr>
-          <w:t>52</w:t>
-        </w:r>
-      </w:hyperlink>
+      <w:r>
+        <w:rPr>
+          <w:lang w:val="sw_KE" w:bidi="sw_KE"/>
+        </w:rPr>
+        <w:t>52</w:t>
+      </w:r>
       <w:r>
         <w:rPr>
           <w:lang w:val="sw_KE" w:bidi="sw_KE"/>
         </w:rPr>
         <w:t xml:space="preserve">, </w:t>
       </w:r>
-      <w:hyperlink r:id="rId81">
-        <w:r>
-          <w:rPr>
-            <w:lang w:val="sw_KE" w:bidi="sw_KE"/>
-          </w:rPr>
-          <w:rPr>
-            <w:color w:val="0000EE"/>
-            <w:u w:val="single"/>
-          </w:rPr>
-          <w:t>54</w:t>
-        </w:r>
-      </w:hyperlink>
+      <w:r>
+        <w:rPr>
+          <w:lang w:val="sw_KE" w:bidi="sw_KE"/>
+        </w:rPr>
+        <w:t>54</w:t>
+      </w:r>
       <w:r>
         <w:rPr>
           <w:lang w:val="sw_KE" w:bidi="sw_KE"/>
         </w:rPr>
         <w:t xml:space="preserve">, </w:t>
       </w:r>
-      <w:hyperlink r:id="rId82">
-        <w:r>
-          <w:rPr>
-            <w:lang w:val="sw_KE" w:bidi="sw_KE"/>
-          </w:rPr>
-          <w:rPr>
-            <w:color w:val="0000EE"/>
-            <w:u w:val="single"/>
-          </w:rPr>
-          <w:t>56</w:t>
-        </w:r>
-      </w:hyperlink>
+      <w:r>
+        <w:rPr>
+          <w:lang w:val="sw_KE" w:bidi="sw_KE"/>
+        </w:rPr>
+        <w:t>56</w:t>
+      </w:r>
       <w:r>
         <w:rPr>
           <w:lang w:val="sw_KE" w:bidi="sw_KE"/>
         </w:rPr>
         <w:t xml:space="preserve">, </w:t>
       </w:r>
-      <w:hyperlink r:id="rId83">
-        <w:r>
-          <w:rPr>
-            <w:lang w:val="sw_KE" w:bidi="sw_KE"/>
-          </w:rPr>
-          <w:rPr>
-            <w:color w:val="0000EE"/>
-            <w:u w:val="single"/>
-          </w:rPr>
-          <w:t>57</w:t>
-        </w:r>
-      </w:hyperlink>
+      <w:r>
+        <w:rPr>
+          <w:lang w:val="sw_KE" w:bidi="sw_KE"/>
+        </w:rPr>
+        <w:t>57</w:t>
+      </w:r>
       <w:r>
         <w:rPr>
           <w:lang w:val="sw_KE" w:bidi="sw_KE"/>
         </w:rPr>
         <w:t xml:space="preserve">, </w:t>
       </w:r>
-      <w:hyperlink r:id="rId84">
-        <w:r>
-          <w:rPr>
-            <w:lang w:val="sw_KE" w:bidi="sw_KE"/>
-          </w:rPr>
-          <w:rPr>
-            <w:color w:val="0000EE"/>
-            <w:u w:val="single"/>
-          </w:rPr>
-          <w:t>59</w:t>
-        </w:r>
-      </w:hyperlink>
+      <w:r>
+        <w:rPr>
+          <w:lang w:val="sw_KE" w:bidi="sw_KE"/>
+        </w:rPr>
+        <w:t>59</w:t>
+      </w:r>
       <w:r>
         <w:rPr>
           <w:lang w:val="sw_KE" w:bidi="sw_KE"/>
         </w:rPr>
         <w:t xml:space="preserve">, </w:t>
       </w:r>
-      <w:hyperlink r:id="rId85">
-        <w:r>
-          <w:rPr>
-            <w:lang w:val="sw_KE" w:bidi="sw_KE"/>
-          </w:rPr>
-          <w:rPr>
-            <w:color w:val="0000EE"/>
-            <w:u w:val="single"/>
-          </w:rPr>
-          <w:t>60</w:t>
-        </w:r>
-      </w:hyperlink>
+      <w:r>
+        <w:rPr>
+          <w:lang w:val="sw_KE" w:bidi="sw_KE"/>
+        </w:rPr>
+        <w:t>60</w:t>
+      </w:r>
       <w:r>
         <w:rPr>
           <w:lang w:val="sw_KE" w:bidi="sw_KE"/>
         </w:rPr>
         <w:t xml:space="preserve">, </w:t>
       </w:r>
-      <w:hyperlink r:id="rId86">
-        <w:r>
-          <w:rPr>
-            <w:lang w:val="sw_KE" w:bidi="sw_KE"/>
-          </w:rPr>
-          <w:rPr>
-            <w:color w:val="0000EE"/>
-            <w:u w:val="single"/>
-          </w:rPr>
-          <w:t>63</w:t>
-        </w:r>
-      </w:hyperlink>
+      <w:r>
+        <w:rPr>
+          <w:lang w:val="sw_KE" w:bidi="sw_KE"/>
+        </w:rPr>
+        <w:t>63</w:t>
+      </w:r>
       <w:r>
         <w:rPr>
           <w:lang w:val="sw_KE" w:bidi="sw_KE"/>
         </w:rPr>
         <w:t xml:space="preserve">, </w:t>
       </w:r>
-      <w:hyperlink r:id="rId87">
-        <w:r>
-          <w:rPr>
-            <w:lang w:val="sw_KE" w:bidi="sw_KE"/>
-          </w:rPr>
-          <w:rPr>
-            <w:color w:val="0000EE"/>
-            <w:u w:val="single"/>
-          </w:rPr>
-          <w:t>142</w:t>
-        </w:r>
-      </w:hyperlink>
+      <w:r>
+        <w:rPr>
+          <w:lang w:val="sw_KE" w:bidi="sw_KE"/>
+        </w:rPr>
+        <w:t>142</w:t>
+      </w:r>
       <w:r>
         <w:rPr>
           <w:lang w:val="sw_KE" w:bidi="sw_KE"/>
         </w:rPr>
         <w:t xml:space="preserve">) hazitoi uhusiano maalum au wowote na matukio hayo. Kwa mfano, kichwa katika </w:t>
       </w:r>
-      <w:hyperlink r:id="rId79">
-        <w:r>
-          <w:rPr>
-            <w:lang w:val="sw_KE" w:bidi="sw_KE"/>
-          </w:rPr>
-          <w:rPr>
-            <w:color w:val="0000EE"/>
-            <w:u w:val="single"/>
-          </w:rPr>
-          <w:t>Zaburi 51</w:t>
-        </w:r>
-      </w:hyperlink>
+      <w:r>
+        <w:rPr>
+          <w:lang w:val="sw_KE" w:bidi="sw_KE"/>
+        </w:rPr>
+        <w:t>Zaburi 51</w:t>
+      </w:r>
       <w:r>
         <w:rPr>
           <w:lang w:val="sw_KE" w:bidi="sw_KE"/>
         </w:rPr>
         <w:t xml:space="preserve"> kinaunganisha zaburi hiyo na dhambi ya Daudi na lawama ya Nathani. Zaburi hiyo inazungumzia dhambi, msamaha, na roho iliyovunjika, lakini maelezo yoyote ya hali hiyo hayapo kabisa. Aidha, Zaburi kadhaa “za Daudi” zinaonekana kudhani uwepo wa hekalu, ambalo halikujengwa hadi baada ya kifo cha Daudi (tazama </w:t>
       </w:r>
-      <w:hyperlink r:id="rId88">
-        <w:r>
-          <w:rPr>
-            <w:lang w:val="sw_KE" w:bidi="sw_KE"/>
-          </w:rPr>
-          <w:rPr>
-            <w:color w:val="0000EE"/>
-            <w:u w:val="single"/>
-          </w:rPr>
-          <w:t>Zab 5:7</w:t>
-        </w:r>
-      </w:hyperlink>
+      <w:r>
+        <w:rPr>
+          <w:lang w:val="sw_KE" w:bidi="sw_KE"/>
+        </w:rPr>
+        <w:t>Zab 5:7</w:t>
+      </w:r>
       <w:r>
         <w:rPr>
           <w:lang w:val="sw_KE" w:bidi="sw_KE"/>
         </w:rPr>
         <w:t xml:space="preserve">; </w:t>
       </w:r>
-      <w:hyperlink r:id="rId89">
-        <w:r>
-          <w:rPr>
-            <w:lang w:val="sw_KE" w:bidi="sw_KE"/>
-          </w:rPr>
-          <w:rPr>
-            <w:color w:val="0000EE"/>
-            <w:u w:val="single"/>
-          </w:rPr>
-          <w:t>122:kichwa</w:t>
-        </w:r>
-      </w:hyperlink>
+      <w:r>
+        <w:rPr>
+          <w:lang w:val="sw_KE" w:bidi="sw_KE"/>
+        </w:rPr>
+        <w:t>122:kichwa</w:t>
+      </w:r>
       <w:r>
         <w:rPr>
           <w:lang w:val="sw_KE" w:bidi="sw_KE"/>
         </w:rPr>
         <w:t xml:space="preserve">; </w:t>
       </w:r>
-      <w:hyperlink r:id="rId90">
-        <w:r>
-          <w:rPr>
-            <w:lang w:val="sw_KE" w:bidi="sw_KE"/>
-          </w:rPr>
-          <w:rPr>
-            <w:color w:val="0000EE"/>
-            <w:u w:val="single"/>
-          </w:rPr>
-          <w:t>138:2</w:t>
-        </w:r>
-      </w:hyperlink>
+      <w:r>
+        <w:rPr>
+          <w:lang w:val="sw_KE" w:bidi="sw_KE"/>
+        </w:rPr>
+        <w:t>138:2</w:t>
+      </w:r>
       <w:r>
         <w:rPr>
           <w:lang w:val="sw_KE" w:bidi="sw_KE"/>
         </w:rPr>
         <w:t xml:space="preserve">). Vivyo hivyo, kichwa cha </w:t>
       </w:r>
-      <w:hyperlink r:id="rId91">
-        <w:r>
-          <w:rPr>
-            <w:lang w:val="sw_KE" w:bidi="sw_KE"/>
-          </w:rPr>
-          <w:rPr>
-            <w:color w:val="0000EE"/>
-            <w:u w:val="single"/>
-          </w:rPr>
-          <w:t>Zaburi 30</w:t>
-        </w:r>
-      </w:hyperlink>
+      <w:r>
+        <w:rPr>
+          <w:lang w:val="sw_KE" w:bidi="sw_KE"/>
+        </w:rPr>
+        <w:t>Zaburi 30</w:t>
+      </w:r>
       <w:r>
         <w:rPr>
           <w:lang w:val="sw_KE" w:bidi="sw_KE"/>
         </w:rPr>
         <w:t xml:space="preserve"> kinaunganisha Daudi na uzinduzi wa hekalu, na </w:t>
       </w:r>
-      <w:hyperlink r:id="rId92">
-        <w:r>
-          <w:rPr>
-            <w:lang w:val="sw_KE" w:bidi="sw_KE"/>
-          </w:rPr>
-          <w:rPr>
-            <w:color w:val="0000EE"/>
-            <w:u w:val="single"/>
-          </w:rPr>
-          <w:t>Zaburi 69</w:t>
-        </w:r>
-      </w:hyperlink>
+      <w:r>
+        <w:rPr>
+          <w:lang w:val="sw_KE" w:bidi="sw_KE"/>
+        </w:rPr>
+        <w:t>Zaburi 69</w:t>
+      </w:r>
       <w:r>
         <w:rPr>
           <w:lang w:val="sw_KE" w:bidi="sw_KE"/>
         </w:rPr>
         <w:t xml:space="preserve"> haionekani kuendana na yale yanayojulikana kuhusu maisha ya Daudi. Hatimaye, baadhi ya mila za maandiko zinatofautiana katika kutaja Daudi katika kichwa (mfano, </w:t>
       </w:r>
-      <w:hyperlink r:id="rId93">
-        <w:r>
-          <w:rPr>
-            <w:lang w:val="sw_KE" w:bidi="sw_KE"/>
-          </w:rPr>
-          <w:rPr>
-            <w:color w:val="0000EE"/>
-            <w:u w:val="single"/>
-          </w:rPr>
-          <w:t>Zab 122</w:t>
-        </w:r>
-      </w:hyperlink>
+      <w:r>
+        <w:rPr>
+          <w:lang w:val="sw_KE" w:bidi="sw_KE"/>
+        </w:rPr>
+        <w:t>Zab 122</w:t>
+      </w:r>
       <w:r>
         <w:rPr>
           <w:lang w:val="sw_KE" w:bidi="sw_KE"/>
         </w:rPr>
         <w:t xml:space="preserve">, </w:t>
       </w:r>
-      <w:hyperlink r:id="rId94">
-        <w:r>
-          <w:rPr>
-            <w:lang w:val="sw_KE" w:bidi="sw_KE"/>
-          </w:rPr>
-          <w:rPr>
-            <w:color w:val="0000EE"/>
-            <w:u w:val="single"/>
-          </w:rPr>
-          <w:t>124</w:t>
-        </w:r>
-      </w:hyperlink>
+      <w:r>
+        <w:rPr>
+          <w:lang w:val="sw_KE" w:bidi="sw_KE"/>
+        </w:rPr>
+        <w:t>124</w:t>
+      </w:r>
       <w:r>
         <w:rPr>
           <w:lang w:val="sw_KE" w:bidi="sw_KE"/>
@@ -2567,54 +1925,36 @@
         </w:rPr>
         <w:t xml:space="preserve"> linatokana na neno la Kigiriki psalmos (“wimbo”; tazama </w:t>
       </w:r>
-      <w:hyperlink r:id="rId65">
-        <w:r>
-          <w:rPr>
-            <w:lang w:val="sw_KE" w:bidi="sw_KE"/>
-          </w:rPr>
-          <w:rPr>
-            <w:color w:val="0000EE"/>
-            <w:u w:val="single"/>
-          </w:rPr>
-          <w:t>Luka 20:42</w:t>
-        </w:r>
-      </w:hyperlink>
+      <w:r>
+        <w:rPr>
+          <w:lang w:val="sw_KE" w:bidi="sw_KE"/>
+        </w:rPr>
+        <w:t>Luka 20:42</w:t>
+      </w:r>
       <w:r>
         <w:rPr>
           <w:lang w:val="sw_KE" w:bidi="sw_KE"/>
         </w:rPr>
         <w:t xml:space="preserve">; </w:t>
       </w:r>
-      <w:hyperlink r:id="rId67">
-        <w:r>
-          <w:rPr>
-            <w:lang w:val="sw_KE" w:bidi="sw_KE"/>
-          </w:rPr>
-          <w:rPr>
-            <w:color w:val="0000EE"/>
-            <w:u w:val="single"/>
-          </w:rPr>
-          <w:t>24:44</w:t>
-        </w:r>
-      </w:hyperlink>
+      <w:r>
+        <w:rPr>
+          <w:lang w:val="sw_KE" w:bidi="sw_KE"/>
+        </w:rPr>
+        <w:t>24:44</w:t>
+      </w:r>
       <w:r>
         <w:rPr>
           <w:lang w:val="sw_KE" w:bidi="sw_KE"/>
         </w:rPr>
         <w:t xml:space="preserve">), ambalo linatafsiri neno la Kiebrania mizmor, neno linalopatikana mara kwa mara katika vichwa vya Zaburi binafsi (kwa mfano, tazama </w:t>
       </w:r>
-      <w:hyperlink r:id="rId95">
-        <w:r>
-          <w:rPr>
-            <w:lang w:val="sw_KE" w:bidi="sw_KE"/>
-          </w:rPr>
-          <w:rPr>
-            <w:color w:val="0000EE"/>
-            <w:u w:val="single"/>
-          </w:rPr>
-          <w:t>Zab 3:kichwa</w:t>
-        </w:r>
-      </w:hyperlink>
+      <w:r>
+        <w:rPr>
+          <w:lang w:val="sw_KE" w:bidi="sw_KE"/>
+        </w:rPr>
+        <w:t>Zab 3:kichwa</w:t>
+      </w:r>
       <w:r>
         <w:rPr>
           <w:lang w:val="sw_KE" w:bidi="sw_KE"/>
@@ -2708,36 +2048,24 @@
         </w:rPr>
         <w:t xml:space="preserve">Kulingana na majina wanayotumia kwa Mungu: Yahweh (“Bwana,” </w:t>
       </w:r>
-      <w:hyperlink r:id="rId16">
-        <w:r>
-          <w:rPr>
-            <w:lang w:val="sw_KE" w:bidi="sw_KE"/>
-          </w:rPr>
-          <w:rPr>
-            <w:color w:val="0000EE"/>
-            <w:u w:val="single"/>
-          </w:rPr>
-          <w:t>Zab 1–41</w:t>
-        </w:r>
-      </w:hyperlink>
+      <w:r>
+        <w:rPr>
+          <w:lang w:val="sw_KE" w:bidi="sw_KE"/>
+        </w:rPr>
+        <w:t>Zab 1–41</w:t>
+      </w:r>
       <w:r>
         <w:rPr>
           <w:lang w:val="sw_KE" w:bidi="sw_KE"/>
         </w:rPr>
         <w:t xml:space="preserve">) na Elohim (“Mungu,” </w:t>
       </w:r>
-      <w:hyperlink r:id="rId18">
-        <w:r>
-          <w:rPr>
-            <w:lang w:val="sw_KE" w:bidi="sw_KE"/>
-          </w:rPr>
-          <w:rPr>
-            <w:color w:val="0000EE"/>
-            <w:u w:val="single"/>
-          </w:rPr>
-          <w:t>Zab 42–72</w:t>
-        </w:r>
-      </w:hyperlink>
+      <w:r>
+        <w:rPr>
+          <w:lang w:val="sw_KE" w:bidi="sw_KE"/>
+        </w:rPr>
+        <w:t>Zab 42–72</w:t>
+      </w:r>
       <w:r>
         <w:rPr>
           <w:lang w:val="sw_KE" w:bidi="sw_KE"/>
@@ -2762,126 +2090,84 @@
         </w:rPr>
         <w:t>Kulingana na majina katika vichwa: Daudi (</w:t>
       </w:r>
-      <w:hyperlink r:id="rId25">
-        <w:r>
-          <w:rPr>
-            <w:lang w:val="sw_KE" w:bidi="sw_KE"/>
-          </w:rPr>
-          <w:rPr>
-            <w:color w:val="0000EE"/>
-            <w:u w:val="single"/>
-          </w:rPr>
-          <w:t>Zab 3–32</w:t>
-        </w:r>
-      </w:hyperlink>
+      <w:r>
+        <w:rPr>
+          <w:lang w:val="sw_KE" w:bidi="sw_KE"/>
+        </w:rPr>
+        <w:t>Zab 3–32</w:t>
+      </w:r>
       <w:r>
         <w:rPr>
           <w:lang w:val="sw_KE" w:bidi="sw_KE"/>
         </w:rPr>
         <w:t xml:space="preserve">; </w:t>
       </w:r>
-      <w:hyperlink r:id="rId26">
-        <w:r>
-          <w:rPr>
-            <w:lang w:val="sw_KE" w:bidi="sw_KE"/>
-          </w:rPr>
-          <w:rPr>
-            <w:color w:val="0000EE"/>
-            <w:u w:val="single"/>
-          </w:rPr>
-          <w:t>34:1–41:13</w:t>
-        </w:r>
-      </w:hyperlink>
+      <w:r>
+        <w:rPr>
+          <w:lang w:val="sw_KE" w:bidi="sw_KE"/>
+        </w:rPr>
+        <w:t>34:1–41:13</w:t>
+      </w:r>
       <w:r>
         <w:rPr>
           <w:lang w:val="sw_KE" w:bidi="sw_KE"/>
         </w:rPr>
         <w:t>, nk.), wazao wa Kora (</w:t>
       </w:r>
-      <w:hyperlink r:id="rId27">
-        <w:r>
-          <w:rPr>
-            <w:lang w:val="sw_KE" w:bidi="sw_KE"/>
-          </w:rPr>
-          <w:rPr>
-            <w:color w:val="0000EE"/>
-            <w:u w:val="single"/>
-          </w:rPr>
-          <w:t>Zab 42–49</w:t>
-        </w:r>
-      </w:hyperlink>
+      <w:r>
+        <w:rPr>
+          <w:lang w:val="sw_KE" w:bidi="sw_KE"/>
+        </w:rPr>
+        <w:t>Zab 42–49</w:t>
+      </w:r>
       <w:r>
         <w:rPr>
           <w:lang w:val="sw_KE" w:bidi="sw_KE"/>
         </w:rPr>
         <w:t xml:space="preserve">; </w:t>
       </w:r>
-      <w:hyperlink r:id="rId35">
-        <w:r>
-          <w:rPr>
-            <w:lang w:val="sw_KE" w:bidi="sw_KE"/>
-          </w:rPr>
-          <w:rPr>
-            <w:color w:val="0000EE"/>
-            <w:u w:val="single"/>
-          </w:rPr>
-          <w:t>84:1–85:13</w:t>
-        </w:r>
-      </w:hyperlink>
+      <w:r>
+        <w:rPr>
+          <w:lang w:val="sw_KE" w:bidi="sw_KE"/>
+        </w:rPr>
+        <w:t>84:1–85:13</w:t>
+      </w:r>
       <w:r>
         <w:rPr>
           <w:lang w:val="sw_KE" w:bidi="sw_KE"/>
         </w:rPr>
         <w:t xml:space="preserve">; </w:t>
       </w:r>
-      <w:hyperlink r:id="rId36">
-        <w:r>
-          <w:rPr>
-            <w:lang w:val="sw_KE" w:bidi="sw_KE"/>
-          </w:rPr>
-          <w:rPr>
-            <w:color w:val="0000EE"/>
-            <w:u w:val="single"/>
-          </w:rPr>
-          <w:t>87:1–88:18</w:t>
-        </w:r>
-      </w:hyperlink>
+      <w:r>
+        <w:rPr>
+          <w:lang w:val="sw_KE" w:bidi="sw_KE"/>
+        </w:rPr>
+        <w:t>87:1–88:18</w:t>
+      </w:r>
       <w:r>
         <w:rPr>
           <w:lang w:val="sw_KE" w:bidi="sw_KE"/>
         </w:rPr>
         <w:t>), na Asafu (</w:t>
       </w:r>
-      <w:hyperlink r:id="rId28">
-        <w:r>
-          <w:rPr>
-            <w:lang w:val="sw_KE" w:bidi="sw_KE"/>
-          </w:rPr>
-          <w:rPr>
-            <w:color w:val="0000EE"/>
-            <w:u w:val="single"/>
-          </w:rPr>
-          <w:t>Zab 50</w:t>
-        </w:r>
-      </w:hyperlink>
+      <w:r>
+        <w:rPr>
+          <w:lang w:val="sw_KE" w:bidi="sw_KE"/>
+        </w:rPr>
+        <w:t>Zab 50</w:t>
+      </w:r>
       <w:r>
         <w:rPr>
           <w:lang w:val="sw_KE" w:bidi="sw_KE"/>
         </w:rPr>
         <w:t xml:space="preserve">, </w:t>
       </w:r>
-      <w:hyperlink r:id="rId34">
-        <w:r>
-          <w:rPr>
-            <w:lang w:val="sw_KE" w:bidi="sw_KE"/>
-          </w:rPr>
-          <w:rPr>
-            <w:color w:val="0000EE"/>
-            <w:u w:val="single"/>
-          </w:rPr>
-          <w:t>73–83</w:t>
-        </w:r>
-      </w:hyperlink>
+      <w:r>
+        <w:rPr>
+          <w:lang w:val="sw_KE" w:bidi="sw_KE"/>
+        </w:rPr>
+        <w:t>73–83</w:t>
+      </w:r>
       <w:r>
         <w:rPr>
           <w:lang w:val="sw_KE" w:bidi="sw_KE"/>
@@ -2937,18 +2223,12 @@
         </w:rPr>
         <w:t xml:space="preserve"> (</w:t>
       </w:r>
-      <w:hyperlink r:id="rId49">
-        <w:r>
-          <w:rPr>
-            <w:lang w:val="sw_KE" w:bidi="sw_KE"/>
-          </w:rPr>
-          <w:rPr>
-            <w:color w:val="0000EE"/>
-            <w:u w:val="single"/>
-          </w:rPr>
-          <w:t>Zab 120–134</w:t>
-        </w:r>
-      </w:hyperlink>
+      <w:r>
+        <w:rPr>
+          <w:lang w:val="sw_KE" w:bidi="sw_KE"/>
+        </w:rPr>
+        <w:t>Zab 120–134</w:t>
+      </w:r>
       <w:r>
         <w:rPr>
           <w:lang w:val="sw_KE" w:bidi="sw_KE"/>
@@ -2968,36 +2248,24 @@
         </w:rPr>
         <w:t xml:space="preserve"> (</w:t>
       </w:r>
-      <w:hyperlink r:id="rId46">
-        <w:r>
-          <w:rPr>
-            <w:lang w:val="sw_KE" w:bidi="sw_KE"/>
-          </w:rPr>
-          <w:rPr>
-            <w:color w:val="0000EE"/>
-            <w:u w:val="single"/>
-          </w:rPr>
-          <w:t>Zab 113–118</w:t>
-        </w:r>
-      </w:hyperlink>
+      <w:r>
+        <w:rPr>
+          <w:lang w:val="sw_KE" w:bidi="sw_KE"/>
+        </w:rPr>
+        <w:t>Zab 113–118</w:t>
+      </w:r>
       <w:r>
         <w:rPr>
           <w:lang w:val="sw_KE" w:bidi="sw_KE"/>
         </w:rPr>
         <w:t>) na nyimbo za haleluya (</w:t>
       </w:r>
-      <w:hyperlink r:id="rId51">
-        <w:r>
-          <w:rPr>
-            <w:lang w:val="sw_KE" w:bidi="sw_KE"/>
-          </w:rPr>
-          <w:rPr>
-            <w:color w:val="0000EE"/>
-            <w:u w:val="single"/>
-          </w:rPr>
-          <w:t>Zab 146–150</w:t>
-        </w:r>
-      </w:hyperlink>
+      <w:r>
+        <w:rPr>
+          <w:lang w:val="sw_KE" w:bidi="sw_KE"/>
+        </w:rPr>
+        <w:t>Zab 146–150</w:t>
+      </w:r>
       <w:r>
         <w:rPr>
           <w:lang w:val="sw_KE" w:bidi="sw_KE"/>
@@ -3022,36 +2290,24 @@
         </w:rPr>
         <w:t>Kupitia uhusiano wa kimada: kwa mfano, utawala wa Mungu (</w:t>
       </w:r>
-      <w:hyperlink r:id="rId41">
-        <w:r>
-          <w:rPr>
-            <w:lang w:val="sw_KE" w:bidi="sw_KE"/>
-          </w:rPr>
-          <w:rPr>
-            <w:color w:val="0000EE"/>
-            <w:u w:val="single"/>
-          </w:rPr>
-          <w:t>Zab 93–100</w:t>
-        </w:r>
-      </w:hyperlink>
+      <w:r>
+        <w:rPr>
+          <w:lang w:val="sw_KE" w:bidi="sw_KE"/>
+        </w:rPr>
+        <w:t>Zab 93–100</w:t>
+      </w:r>
       <w:r>
         <w:rPr>
           <w:lang w:val="sw_KE" w:bidi="sw_KE"/>
         </w:rPr>
         <w:t>), au hadithi kutoka kwa uumbaji hadi Uhamisho (</w:t>
       </w:r>
-      <w:hyperlink r:id="rId44">
-        <w:r>
-          <w:rPr>
-            <w:lang w:val="sw_KE" w:bidi="sw_KE"/>
-          </w:rPr>
-          <w:rPr>
-            <w:color w:val="0000EE"/>
-            <w:u w:val="single"/>
-          </w:rPr>
-          <w:t>Zab 104–106</w:t>
-        </w:r>
-      </w:hyperlink>
+      <w:r>
+        <w:rPr>
+          <w:lang w:val="sw_KE" w:bidi="sw_KE"/>
+        </w:rPr>
+        <w:t>Zab 104–106</w:t>
+      </w:r>
       <w:r>
         <w:rPr>
           <w:lang w:val="sw_KE" w:bidi="sw_KE"/>
@@ -3072,306 +2328,204 @@
         </w:rPr>
         <w:t xml:space="preserve">Aina za Zaburi. Mara nyingi vichwa vya zaburi huonyesha aina ya zaburi. Aina inayotajwa mara nyingi zaidi katika vichwa ni neno la Kiebrania mizmor, linalorejelea wimbo uliokuwa ukiambatana na ala za nyuzi. Maneno yanayotajwa mara chache zaidi ni maskil (maana yake "zaburi" au "wimbo": </w:t>
       </w:r>
-      <w:hyperlink r:id="rId96">
-        <w:r>
-          <w:rPr>
-            <w:lang w:val="sw_KE" w:bidi="sw_KE"/>
-          </w:rPr>
-          <w:rPr>
-            <w:color w:val="0000EE"/>
-            <w:u w:val="single"/>
-          </w:rPr>
-          <w:t>Zab 32</w:t>
-        </w:r>
-      </w:hyperlink>
+      <w:r>
+        <w:rPr>
+          <w:lang w:val="sw_KE" w:bidi="sw_KE"/>
+        </w:rPr>
+        <w:t>Zab 32</w:t>
+      </w:r>
       <w:r>
         <w:rPr>
           <w:lang w:val="sw_KE" w:bidi="sw_KE"/>
         </w:rPr>
         <w:t xml:space="preserve">; </w:t>
       </w:r>
-      <w:hyperlink r:id="rId97">
-        <w:r>
-          <w:rPr>
-            <w:lang w:val="sw_KE" w:bidi="sw_KE"/>
-          </w:rPr>
-          <w:rPr>
-            <w:color w:val="0000EE"/>
-            <w:u w:val="single"/>
-          </w:rPr>
-          <w:t>42</w:t>
-        </w:r>
-      </w:hyperlink>
+      <w:r>
+        <w:rPr>
+          <w:lang w:val="sw_KE" w:bidi="sw_KE"/>
+        </w:rPr>
+        <w:t>42</w:t>
+      </w:r>
       <w:r>
         <w:rPr>
           <w:lang w:val="sw_KE" w:bidi="sw_KE"/>
         </w:rPr>
         <w:t xml:space="preserve">; </w:t>
       </w:r>
-      <w:hyperlink r:id="rId98">
-        <w:r>
-          <w:rPr>
-            <w:lang w:val="sw_KE" w:bidi="sw_KE"/>
-          </w:rPr>
-          <w:rPr>
-            <w:color w:val="0000EE"/>
-            <w:u w:val="single"/>
-          </w:rPr>
-          <w:t>44–45</w:t>
-        </w:r>
-      </w:hyperlink>
+      <w:r>
+        <w:rPr>
+          <w:lang w:val="sw_KE" w:bidi="sw_KE"/>
+        </w:rPr>
+        <w:t>44–45</w:t>
+      </w:r>
       <w:r>
         <w:rPr>
           <w:lang w:val="sw_KE" w:bidi="sw_KE"/>
         </w:rPr>
         <w:t xml:space="preserve">; </w:t>
       </w:r>
-      <w:hyperlink r:id="rId99">
-        <w:r>
-          <w:rPr>
-            <w:lang w:val="sw_KE" w:bidi="sw_KE"/>
-          </w:rPr>
-          <w:rPr>
-            <w:color w:val="0000EE"/>
-            <w:u w:val="single"/>
-          </w:rPr>
-          <w:t>52–55</w:t>
-        </w:r>
-      </w:hyperlink>
+      <w:r>
+        <w:rPr>
+          <w:lang w:val="sw_KE" w:bidi="sw_KE"/>
+        </w:rPr>
+        <w:t>52–55</w:t>
+      </w:r>
       <w:r>
         <w:rPr>
           <w:lang w:val="sw_KE" w:bidi="sw_KE"/>
         </w:rPr>
         <w:t xml:space="preserve">; </w:t>
       </w:r>
-      <w:hyperlink r:id="rId100">
-        <w:r>
-          <w:rPr>
-            <w:lang w:val="sw_KE" w:bidi="sw_KE"/>
-          </w:rPr>
-          <w:rPr>
-            <w:color w:val="0000EE"/>
-            <w:u w:val="single"/>
-          </w:rPr>
-          <w:t>74</w:t>
-        </w:r>
-      </w:hyperlink>
+      <w:r>
+        <w:rPr>
+          <w:lang w:val="sw_KE" w:bidi="sw_KE"/>
+        </w:rPr>
+        <w:t>74</w:t>
+      </w:r>
       <w:r>
         <w:rPr>
           <w:lang w:val="sw_KE" w:bidi="sw_KE"/>
         </w:rPr>
         <w:t xml:space="preserve">; </w:t>
       </w:r>
-      <w:hyperlink r:id="rId101">
-        <w:r>
-          <w:rPr>
-            <w:lang w:val="sw_KE" w:bidi="sw_KE"/>
-          </w:rPr>
-          <w:rPr>
-            <w:color w:val="0000EE"/>
-            <w:u w:val="single"/>
-          </w:rPr>
-          <w:t>88–89</w:t>
-        </w:r>
-      </w:hyperlink>
+      <w:r>
+        <w:rPr>
+          <w:lang w:val="sw_KE" w:bidi="sw_KE"/>
+        </w:rPr>
+        <w:t>88–89</w:t>
+      </w:r>
       <w:r>
         <w:rPr>
           <w:lang w:val="sw_KE" w:bidi="sw_KE"/>
         </w:rPr>
         <w:t xml:space="preserve">), miktam ("zaburi" au "wimbo": </w:t>
       </w:r>
-      <w:hyperlink r:id="rId102">
-        <w:r>
-          <w:rPr>
-            <w:lang w:val="sw_KE" w:bidi="sw_KE"/>
-          </w:rPr>
-          <w:rPr>
-            <w:color w:val="0000EE"/>
-            <w:u w:val="single"/>
-          </w:rPr>
-          <w:t>Zab 16</w:t>
-        </w:r>
-      </w:hyperlink>
+      <w:r>
+        <w:rPr>
+          <w:lang w:val="sw_KE" w:bidi="sw_KE"/>
+        </w:rPr>
+        <w:t>Zab 16</w:t>
+      </w:r>
       <w:r>
         <w:rPr>
           <w:lang w:val="sw_KE" w:bidi="sw_KE"/>
         </w:rPr>
         <w:t xml:space="preserve">; </w:t>
       </w:r>
-      <w:hyperlink r:id="rId103">
-        <w:r>
-          <w:rPr>
-            <w:lang w:val="sw_KE" w:bidi="sw_KE"/>
-          </w:rPr>
-          <w:rPr>
-            <w:color w:val="0000EE"/>
-            <w:u w:val="single"/>
-          </w:rPr>
-          <w:t>56–60</w:t>
-        </w:r>
-      </w:hyperlink>
+      <w:r>
+        <w:rPr>
+          <w:lang w:val="sw_KE" w:bidi="sw_KE"/>
+        </w:rPr>
+        <w:t>56–60</w:t>
+      </w:r>
       <w:r>
         <w:rPr>
           <w:lang w:val="sw_KE" w:bidi="sw_KE"/>
         </w:rPr>
         <w:t xml:space="preserve">), shir ("wimbo": </w:t>
       </w:r>
-      <w:hyperlink r:id="rId104">
-        <w:r>
-          <w:rPr>
-            <w:lang w:val="sw_KE" w:bidi="sw_KE"/>
-          </w:rPr>
-          <w:rPr>
-            <w:color w:val="0000EE"/>
-            <w:u w:val="single"/>
-          </w:rPr>
-          <w:t>Zab 45</w:t>
-        </w:r>
-      </w:hyperlink>
+      <w:r>
+        <w:rPr>
+          <w:lang w:val="sw_KE" w:bidi="sw_KE"/>
+        </w:rPr>
+        <w:t>Zab 45</w:t>
+      </w:r>
       <w:r>
         <w:rPr>
           <w:lang w:val="sw_KE" w:bidi="sw_KE"/>
         </w:rPr>
         <w:t xml:space="preserve">; </w:t>
       </w:r>
-      <w:hyperlink r:id="rId105">
-        <w:r>
-          <w:rPr>
-            <w:lang w:val="sw_KE" w:bidi="sw_KE"/>
-          </w:rPr>
-          <w:rPr>
-            <w:color w:val="0000EE"/>
-            <w:u w:val="single"/>
-          </w:rPr>
-          <w:t>120–135</w:t>
-        </w:r>
-      </w:hyperlink>
+      <w:r>
+        <w:rPr>
+          <w:lang w:val="sw_KE" w:bidi="sw_KE"/>
+        </w:rPr>
+        <w:t>120–135</w:t>
+      </w:r>
       <w:r>
         <w:rPr>
           <w:lang w:val="sw_KE" w:bidi="sw_KE"/>
         </w:rPr>
         <w:t xml:space="preserve">), shiggayon ("zaburi," neno la jumla au la muziki: </w:t>
       </w:r>
-      <w:hyperlink r:id="rId76">
-        <w:r>
-          <w:rPr>
-            <w:lang w:val="sw_KE" w:bidi="sw_KE"/>
-          </w:rPr>
-          <w:rPr>
-            <w:color w:val="0000EE"/>
-            <w:u w:val="single"/>
-          </w:rPr>
-          <w:t>Zab 7</w:t>
-        </w:r>
-      </w:hyperlink>
+      <w:r>
+        <w:rPr>
+          <w:lang w:val="sw_KE" w:bidi="sw_KE"/>
+        </w:rPr>
+        <w:t>Zab 7</w:t>
+      </w:r>
       <w:r>
         <w:rPr>
           <w:lang w:val="sw_KE" w:bidi="sw_KE"/>
         </w:rPr>
         <w:t xml:space="preserve">), tepillah ("sala": </w:t>
       </w:r>
-      <w:hyperlink r:id="rId106">
-        <w:r>
-          <w:rPr>
-            <w:lang w:val="sw_KE" w:bidi="sw_KE"/>
-          </w:rPr>
-          <w:rPr>
-            <w:color w:val="0000EE"/>
-            <w:u w:val="single"/>
-          </w:rPr>
-          <w:t>Zab 17</w:t>
-        </w:r>
-      </w:hyperlink>
+      <w:r>
+        <w:rPr>
+          <w:lang w:val="sw_KE" w:bidi="sw_KE"/>
+        </w:rPr>
+        <w:t>Zab 17</w:t>
+      </w:r>
       <w:r>
         <w:rPr>
           <w:lang w:val="sw_KE" w:bidi="sw_KE"/>
         </w:rPr>
         <w:t xml:space="preserve">; </w:t>
       </w:r>
-      <w:hyperlink r:id="rId37">
-        <w:r>
-          <w:rPr>
-            <w:lang w:val="sw_KE" w:bidi="sw_KE"/>
-          </w:rPr>
-          <w:rPr>
-            <w:color w:val="0000EE"/>
-            <w:u w:val="single"/>
-          </w:rPr>
-          <w:t>86</w:t>
-        </w:r>
-      </w:hyperlink>
+      <w:r>
+        <w:rPr>
+          <w:lang w:val="sw_KE" w:bidi="sw_KE"/>
+        </w:rPr>
+        <w:t>86</w:t>
+      </w:r>
       <w:r>
         <w:rPr>
           <w:lang w:val="sw_KE" w:bidi="sw_KE"/>
         </w:rPr>
         <w:t xml:space="preserve">; </w:t>
       </w:r>
-      <w:hyperlink r:id="rId71">
-        <w:r>
-          <w:rPr>
-            <w:lang w:val="sw_KE" w:bidi="sw_KE"/>
-          </w:rPr>
-          <w:rPr>
-            <w:color w:val="0000EE"/>
-            <w:u w:val="single"/>
-          </w:rPr>
-          <w:t>90</w:t>
-        </w:r>
-      </w:hyperlink>
+      <w:r>
+        <w:rPr>
+          <w:lang w:val="sw_KE" w:bidi="sw_KE"/>
+        </w:rPr>
+        <w:t>90</w:t>
+      </w:r>
       <w:r>
         <w:rPr>
           <w:lang w:val="sw_KE" w:bidi="sw_KE"/>
         </w:rPr>
         <w:t xml:space="preserve">), tehillah ("zaburi ya sifa": </w:t>
       </w:r>
-      <w:hyperlink r:id="rId56">
-        <w:r>
-          <w:rPr>
-            <w:lang w:val="sw_KE" w:bidi="sw_KE"/>
-          </w:rPr>
-          <w:rPr>
-            <w:color w:val="0000EE"/>
-            <w:u w:val="single"/>
-          </w:rPr>
-          <w:t>Zab 145</w:t>
-        </w:r>
-      </w:hyperlink>
+      <w:r>
+        <w:rPr>
+          <w:lang w:val="sw_KE" w:bidi="sw_KE"/>
+        </w:rPr>
+        <w:t>Zab 145</w:t>
+      </w:r>
       <w:r>
         <w:rPr>
           <w:lang w:val="sw_KE" w:bidi="sw_KE"/>
         </w:rPr>
         <w:t xml:space="preserve">), higgayon ("tafakari," maana haijulikani: </w:t>
       </w:r>
-      <w:hyperlink r:id="rId107">
-        <w:r>
-          <w:rPr>
-            <w:lang w:val="sw_KE" w:bidi="sw_KE"/>
-          </w:rPr>
-          <w:rPr>
-            <w:color w:val="0000EE"/>
-            <w:u w:val="single"/>
-          </w:rPr>
-          <w:t>Zab 9:16</w:t>
-        </w:r>
-      </w:hyperlink>
+      <w:r>
+        <w:rPr>
+          <w:lang w:val="sw_KE" w:bidi="sw_KE"/>
+        </w:rPr>
+        <w:t>Zab 9:16</w:t>
+      </w:r>
       <w:r>
         <w:rPr>
           <w:lang w:val="sw_KE" w:bidi="sw_KE"/>
         </w:rPr>
         <w:t xml:space="preserve">), na todah ("zaburi ya shukrani": </w:t>
       </w:r>
-      <w:hyperlink r:id="rId42">
-        <w:r>
-          <w:rPr>
-            <w:lang w:val="sw_KE" w:bidi="sw_KE"/>
-          </w:rPr>
-          <w:rPr>
-            <w:color w:val="0000EE"/>
-            <w:u w:val="single"/>
-          </w:rPr>
-          <w:t>Zab 100</w:t>
-        </w:r>
-      </w:hyperlink>
+      <w:r>
+        <w:rPr>
+          <w:lang w:val="sw_KE" w:bidi="sw_KE"/>
+        </w:rPr>
+        <w:t>Zab 100</w:t>
+      </w:r>
       <w:r>
         <w:rPr>
           <w:lang w:val="sw_KE" w:bidi="sw_KE"/>
@@ -3414,162 +2568,108 @@
         </w:rPr>
         <w:t>Hekima au Zaburi za mafundisho (</w:t>
       </w:r>
-      <w:hyperlink r:id="rId14">
-        <w:r>
-          <w:rPr>
-            <w:lang w:val="sw_KE" w:bidi="sw_KE"/>
-          </w:rPr>
-          <w:rPr>
-            <w:color w:val="0000EE"/>
-            <w:u w:val="single"/>
-          </w:rPr>
-          <w:t>Zaburi 1</w:t>
-        </w:r>
-      </w:hyperlink>
+      <w:r>
+        <w:rPr>
+          <w:lang w:val="sw_KE" w:bidi="sw_KE"/>
+        </w:rPr>
+        <w:t>Zaburi 1</w:t>
+      </w:r>
       <w:r>
         <w:rPr>
           <w:lang w:val="sw_KE" w:bidi="sw_KE"/>
         </w:rPr>
         <w:t xml:space="preserve">, </w:t>
       </w:r>
-      <w:hyperlink r:id="rId108">
-        <w:r>
-          <w:rPr>
-            <w:lang w:val="sw_KE" w:bidi="sw_KE"/>
-          </w:rPr>
-          <w:rPr>
-            <w:color w:val="0000EE"/>
-            <w:u w:val="single"/>
-          </w:rPr>
-          <w:t>15</w:t>
-        </w:r>
-      </w:hyperlink>
+      <w:r>
+        <w:rPr>
+          <w:lang w:val="sw_KE" w:bidi="sw_KE"/>
+        </w:rPr>
+        <w:t>15</w:t>
+      </w:r>
       <w:r>
         <w:rPr>
           <w:lang w:val="sw_KE" w:bidi="sw_KE"/>
         </w:rPr>
         <w:t xml:space="preserve">, </w:t>
       </w:r>
-      <w:hyperlink r:id="rId109">
-        <w:r>
-          <w:rPr>
-            <w:lang w:val="sw_KE" w:bidi="sw_KE"/>
-          </w:rPr>
-          <w:rPr>
-            <w:color w:val="0000EE"/>
-            <w:u w:val="single"/>
-          </w:rPr>
-          <w:t>24</w:t>
-        </w:r>
-      </w:hyperlink>
+      <w:r>
+        <w:rPr>
+          <w:lang w:val="sw_KE" w:bidi="sw_KE"/>
+        </w:rPr>
+        <w:t>24</w:t>
+      </w:r>
       <w:r>
         <w:rPr>
           <w:lang w:val="sw_KE" w:bidi="sw_KE"/>
         </w:rPr>
         <w:t xml:space="preserve">, </w:t>
       </w:r>
-      <w:hyperlink r:id="rId110">
-        <w:r>
-          <w:rPr>
-            <w:lang w:val="sw_KE" w:bidi="sw_KE"/>
-          </w:rPr>
-          <w:rPr>
-            <w:color w:val="0000EE"/>
-            <w:u w:val="single"/>
-          </w:rPr>
-          <w:t>33</w:t>
-        </w:r>
-      </w:hyperlink>
+      <w:r>
+        <w:rPr>
+          <w:lang w:val="sw_KE" w:bidi="sw_KE"/>
+        </w:rPr>
+        <w:t>33</w:t>
+      </w:r>
       <w:r>
         <w:rPr>
           <w:lang w:val="sw_KE" w:bidi="sw_KE"/>
         </w:rPr>
         <w:t xml:space="preserve">, </w:t>
       </w:r>
-      <w:hyperlink r:id="rId78">
-        <w:r>
-          <w:rPr>
-            <w:lang w:val="sw_KE" w:bidi="sw_KE"/>
-          </w:rPr>
-          <w:rPr>
-            <w:color w:val="0000EE"/>
-            <w:u w:val="single"/>
-          </w:rPr>
-          <w:t>34</w:t>
-        </w:r>
-      </w:hyperlink>
+      <w:r>
+        <w:rPr>
+          <w:lang w:val="sw_KE" w:bidi="sw_KE"/>
+        </w:rPr>
+        <w:t>34</w:t>
+      </w:r>
       <w:r>
         <w:rPr>
           <w:lang w:val="sw_KE" w:bidi="sw_KE"/>
         </w:rPr>
         <w:t xml:space="preserve">, </w:t>
       </w:r>
-      <w:hyperlink r:id="rId111">
-        <w:r>
-          <w:rPr>
-            <w:lang w:val="sw_KE" w:bidi="sw_KE"/>
-          </w:rPr>
-          <w:rPr>
-            <w:color w:val="0000EE"/>
-            <w:u w:val="single"/>
-          </w:rPr>
-          <w:t>37</w:t>
-        </w:r>
-      </w:hyperlink>
+      <w:r>
+        <w:rPr>
+          <w:lang w:val="sw_KE" w:bidi="sw_KE"/>
+        </w:rPr>
+        <w:t>37</w:t>
+      </w:r>
       <w:r>
         <w:rPr>
           <w:lang w:val="sw_KE" w:bidi="sw_KE"/>
         </w:rPr>
         <w:t xml:space="preserve">, </w:t>
       </w:r>
-      <w:hyperlink r:id="rId38">
-        <w:r>
-          <w:rPr>
-            <w:lang w:val="sw_KE" w:bidi="sw_KE"/>
-          </w:rPr>
-          <w:rPr>
-            <w:color w:val="0000EE"/>
-            <w:u w:val="single"/>
-          </w:rPr>
-          <w:t>73</w:t>
-        </w:r>
-      </w:hyperlink>
+      <w:r>
+        <w:rPr>
+          <w:lang w:val="sw_KE" w:bidi="sw_KE"/>
+        </w:rPr>
+        <w:t>73</w:t>
+      </w:r>
       <w:r>
         <w:rPr>
           <w:lang w:val="sw_KE" w:bidi="sw_KE"/>
         </w:rPr>
         <w:t xml:space="preserve">, </w:t>
       </w:r>
-      <w:hyperlink r:id="rId71">
-        <w:r>
-          <w:rPr>
-            <w:lang w:val="sw_KE" w:bidi="sw_KE"/>
-          </w:rPr>
-          <w:rPr>
-            <w:color w:val="0000EE"/>
-            <w:u w:val="single"/>
-          </w:rPr>
-          <w:t>90</w:t>
-        </w:r>
-      </w:hyperlink>
+      <w:r>
+        <w:rPr>
+          <w:lang w:val="sw_KE" w:bidi="sw_KE"/>
+        </w:rPr>
+        <w:t>90</w:t>
+      </w:r>
       <w:r>
         <w:rPr>
           <w:lang w:val="sw_KE" w:bidi="sw_KE"/>
         </w:rPr>
         <w:t xml:space="preserve">, </w:t>
       </w:r>
-      <w:hyperlink r:id="rId52">
-        <w:r>
-          <w:rPr>
-            <w:lang w:val="sw_KE" w:bidi="sw_KE"/>
-          </w:rPr>
-          <w:rPr>
-            <w:color w:val="0000EE"/>
-            <w:u w:val="single"/>
-          </w:rPr>
-          <w:t>107</w:t>
-        </w:r>
-      </w:hyperlink>
+      <w:r>
+        <w:rPr>
+          <w:lang w:val="sw_KE" w:bidi="sw_KE"/>
+        </w:rPr>
+        <w:t>107</w:t>
+      </w:r>
       <w:r>
         <w:rPr>
           <w:lang w:val="sw_KE" w:bidi="sw_KE"/>
@@ -3612,108 +2712,72 @@
         </w:rPr>
         <w:t>Nyimbo za sifa au shukrani (</w:t>
       </w:r>
-      <w:hyperlink r:id="rId112">
-        <w:r>
-          <w:rPr>
-            <w:lang w:val="sw_KE" w:bidi="sw_KE"/>
-          </w:rPr>
-          <w:rPr>
-            <w:color w:val="0000EE"/>
-            <w:u w:val="single"/>
-          </w:rPr>
-          <w:t>Zab 8</w:t>
-        </w:r>
-      </w:hyperlink>
+      <w:r>
+        <w:rPr>
+          <w:lang w:val="sw_KE" w:bidi="sw_KE"/>
+        </w:rPr>
+        <w:t>Zab 8</w:t>
+      </w:r>
       <w:r>
         <w:rPr>
           <w:lang w:val="sw_KE" w:bidi="sw_KE"/>
         </w:rPr>
         <w:t xml:space="preserve">, </w:t>
       </w:r>
-      <w:hyperlink r:id="rId113">
-        <w:r>
-          <w:rPr>
-            <w:lang w:val="sw_KE" w:bidi="sw_KE"/>
-          </w:rPr>
-          <w:rPr>
-            <w:color w:val="0000EE"/>
-            <w:u w:val="single"/>
-          </w:rPr>
-          <w:t>19</w:t>
-        </w:r>
-      </w:hyperlink>
+      <w:r>
+        <w:rPr>
+          <w:lang w:val="sw_KE" w:bidi="sw_KE"/>
+        </w:rPr>
+        <w:t>19</w:t>
+      </w:r>
       <w:r>
         <w:rPr>
           <w:lang w:val="sw_KE" w:bidi="sw_KE"/>
         </w:rPr>
         <w:t xml:space="preserve">, </w:t>
       </w:r>
-      <w:hyperlink r:id="rId114">
-        <w:r>
-          <w:rPr>
-            <w:lang w:val="sw_KE" w:bidi="sw_KE"/>
-          </w:rPr>
-          <w:rPr>
-            <w:color w:val="0000EE"/>
-            <w:u w:val="single"/>
-          </w:rPr>
-          <w:t>29</w:t>
-        </w:r>
-      </w:hyperlink>
+      <w:r>
+        <w:rPr>
+          <w:lang w:val="sw_KE" w:bidi="sw_KE"/>
+        </w:rPr>
+        <w:t>29</w:t>
+      </w:r>
       <w:r>
         <w:rPr>
           <w:lang w:val="sw_KE" w:bidi="sw_KE"/>
         </w:rPr>
         <w:t xml:space="preserve">, </w:t>
       </w:r>
-      <w:hyperlink r:id="rId115">
-        <w:r>
-          <w:rPr>
-            <w:lang w:val="sw_KE" w:bidi="sw_KE"/>
-          </w:rPr>
-          <w:rPr>
-            <w:color w:val="0000EE"/>
-            <w:u w:val="single"/>
-          </w:rPr>
-          <w:t>65</w:t>
-        </w:r>
-      </w:hyperlink>
+      <w:r>
+        <w:rPr>
+          <w:lang w:val="sw_KE" w:bidi="sw_KE"/>
+        </w:rPr>
+        <w:t>65</w:t>
+      </w:r>
       <w:r>
         <w:rPr>
           <w:lang w:val="sw_KE" w:bidi="sw_KE"/>
         </w:rPr>
         <w:t xml:space="preserve">, </w:t>
       </w:r>
-      <w:hyperlink r:id="rId116">
-        <w:r>
-          <w:rPr>
-            <w:lang w:val="sw_KE" w:bidi="sw_KE"/>
-          </w:rPr>
-          <w:rPr>
-            <w:color w:val="0000EE"/>
-            <w:u w:val="single"/>
-          </w:rPr>
-          <w:t>67</w:t>
-        </w:r>
-      </w:hyperlink>
+      <w:r>
+        <w:rPr>
+          <w:lang w:val="sw_KE" w:bidi="sw_KE"/>
+        </w:rPr>
+        <w:t>67</w:t>
+      </w:r>
       <w:r>
         <w:rPr>
           <w:lang w:val="sw_KE" w:bidi="sw_KE"/>
         </w:rPr>
         <w:t xml:space="preserve">, </w:t>
       </w:r>
-      <w:hyperlink r:id="rId61">
-        <w:r>
-          <w:rPr>
-            <w:lang w:val="sw_KE" w:bidi="sw_KE"/>
-          </w:rPr>
-          <w:rPr>
-            <w:color w:val="0000EE"/>
-            <w:u w:val="single"/>
-          </w:rPr>
-          <w:t>114</w:t>
-        </w:r>
-      </w:hyperlink>
+      <w:r>
+        <w:rPr>
+          <w:lang w:val="sw_KE" w:bidi="sw_KE"/>
+        </w:rPr>
+        <w:t>114</w:t>
+      </w:r>
       <w:r>
         <w:rPr>
           <w:lang w:val="sw_KE" w:bidi="sw_KE"/>
@@ -3734,252 +2798,168 @@
         </w:rPr>
         <w:t>Zaburi za sifa zinajumuisha aina ndogo kadhaa, kama vile Zaburi za "kifalme" zinazomhusu mfalme (</w:t>
       </w:r>
-      <w:hyperlink r:id="rId15">
-        <w:r>
-          <w:rPr>
-            <w:lang w:val="sw_KE" w:bidi="sw_KE"/>
-          </w:rPr>
-          <w:rPr>
-            <w:color w:val="0000EE"/>
-            <w:u w:val="single"/>
-          </w:rPr>
-          <w:t>Zab 2</w:t>
-        </w:r>
-      </w:hyperlink>
+      <w:r>
+        <w:rPr>
+          <w:lang w:val="sw_KE" w:bidi="sw_KE"/>
+        </w:rPr>
+        <w:t>Zab 2</w:t>
+      </w:r>
       <w:r>
         <w:rPr>
           <w:lang w:val="sw_KE" w:bidi="sw_KE"/>
         </w:rPr>
         <w:t xml:space="preserve">, </w:t>
       </w:r>
-      <w:hyperlink r:id="rId104">
-        <w:r>
-          <w:rPr>
-            <w:lang w:val="sw_KE" w:bidi="sw_KE"/>
-          </w:rPr>
-          <w:rPr>
-            <w:color w:val="0000EE"/>
-            <w:u w:val="single"/>
-          </w:rPr>
-          <w:t>45</w:t>
-        </w:r>
-      </w:hyperlink>
+      <w:r>
+        <w:rPr>
+          <w:lang w:val="sw_KE" w:bidi="sw_KE"/>
+        </w:rPr>
+        <w:t>45</w:t>
+      </w:r>
       <w:r>
         <w:rPr>
           <w:lang w:val="sw_KE" w:bidi="sw_KE"/>
         </w:rPr>
         <w:t xml:space="preserve">, </w:t>
       </w:r>
-      <w:hyperlink r:id="rId31">
-        <w:r>
-          <w:rPr>
-            <w:lang w:val="sw_KE" w:bidi="sw_KE"/>
-          </w:rPr>
-          <w:rPr>
-            <w:color w:val="0000EE"/>
-            <w:u w:val="single"/>
-          </w:rPr>
-          <w:t>72</w:t>
-        </w:r>
-      </w:hyperlink>
+      <w:r>
+        <w:rPr>
+          <w:lang w:val="sw_KE" w:bidi="sw_KE"/>
+        </w:rPr>
+        <w:t>72</w:t>
+      </w:r>
       <w:r>
         <w:rPr>
           <w:lang w:val="sw_KE" w:bidi="sw_KE"/>
         </w:rPr>
         <w:t xml:space="preserve">, </w:t>
       </w:r>
-      <w:hyperlink r:id="rId39">
-        <w:r>
-          <w:rPr>
-            <w:lang w:val="sw_KE" w:bidi="sw_KE"/>
-          </w:rPr>
-          <w:rPr>
-            <w:color w:val="0000EE"/>
-            <w:u w:val="single"/>
-          </w:rPr>
-          <w:t>89</w:t>
-        </w:r>
-      </w:hyperlink>
+      <w:r>
+        <w:rPr>
+          <w:lang w:val="sw_KE" w:bidi="sw_KE"/>
+        </w:rPr>
+        <w:t>89</w:t>
+      </w:r>
       <w:r>
         <w:rPr>
           <w:lang w:val="sw_KE" w:bidi="sw_KE"/>
         </w:rPr>
         <w:t xml:space="preserve">, </w:t>
       </w:r>
-      <w:hyperlink r:id="rId117">
-        <w:r>
-          <w:rPr>
-            <w:lang w:val="sw_KE" w:bidi="sw_KE"/>
-          </w:rPr>
-          <w:rPr>
-            <w:color w:val="0000EE"/>
-            <w:u w:val="single"/>
-          </w:rPr>
-          <w:t>110</w:t>
-        </w:r>
-      </w:hyperlink>
+      <w:r>
+        <w:rPr>
+          <w:lang w:val="sw_KE" w:bidi="sw_KE"/>
+        </w:rPr>
+        <w:t>110</w:t>
+      </w:r>
       <w:r>
         <w:rPr>
           <w:lang w:val="sw_KE" w:bidi="sw_KE"/>
         </w:rPr>
         <w:t>); Zaburi zinazomtangaza Bwana kuwa mfalme (</w:t>
       </w:r>
-      <w:hyperlink r:id="rId118">
-        <w:r>
-          <w:rPr>
-            <w:lang w:val="sw_KE" w:bidi="sw_KE"/>
-          </w:rPr>
-          <w:rPr>
-            <w:color w:val="0000EE"/>
-            <w:u w:val="single"/>
-          </w:rPr>
-          <w:t>Zab 93</w:t>
-        </w:r>
-      </w:hyperlink>
+      <w:r>
+        <w:rPr>
+          <w:lang w:val="sw_KE" w:bidi="sw_KE"/>
+        </w:rPr>
+        <w:t>Zab 93</w:t>
+      </w:r>
       <w:r>
         <w:rPr>
           <w:lang w:val="sw_KE" w:bidi="sw_KE"/>
         </w:rPr>
         <w:t xml:space="preserve">, </w:t>
       </w:r>
-      <w:hyperlink r:id="rId119">
-        <w:r>
-          <w:rPr>
-            <w:lang w:val="sw_KE" w:bidi="sw_KE"/>
-          </w:rPr>
-          <w:rPr>
-            <w:color w:val="0000EE"/>
-            <w:u w:val="single"/>
-          </w:rPr>
-          <w:t>95–99</w:t>
-        </w:r>
-      </w:hyperlink>
+      <w:r>
+        <w:rPr>
+          <w:lang w:val="sw_KE" w:bidi="sw_KE"/>
+        </w:rPr>
+        <w:t>95–99</w:t>
+      </w:r>
       <w:r>
         <w:rPr>
           <w:lang w:val="sw_KE" w:bidi="sw_KE"/>
         </w:rPr>
         <w:t>); nyimbo kuhusu uumbaji (</w:t>
       </w:r>
-      <w:hyperlink r:id="rId113">
-        <w:r>
-          <w:rPr>
-            <w:lang w:val="sw_KE" w:bidi="sw_KE"/>
-          </w:rPr>
-          <w:rPr>
-            <w:color w:val="0000EE"/>
-            <w:u w:val="single"/>
-          </w:rPr>
-          <w:t>Zab 19</w:t>
-        </w:r>
-      </w:hyperlink>
+      <w:r>
+        <w:rPr>
+          <w:lang w:val="sw_KE" w:bidi="sw_KE"/>
+        </w:rPr>
+        <w:t>Zab 19</w:t>
+      </w:r>
       <w:r>
         <w:rPr>
           <w:lang w:val="sw_KE" w:bidi="sw_KE"/>
         </w:rPr>
         <w:t xml:space="preserve">, </w:t>
       </w:r>
-      <w:hyperlink r:id="rId114">
-        <w:r>
-          <w:rPr>
-            <w:lang w:val="sw_KE" w:bidi="sw_KE"/>
-          </w:rPr>
-          <w:rPr>
-            <w:color w:val="0000EE"/>
-            <w:u w:val="single"/>
-          </w:rPr>
-          <w:t>29</w:t>
-        </w:r>
-      </w:hyperlink>
+      <w:r>
+        <w:rPr>
+          <w:lang w:val="sw_KE" w:bidi="sw_KE"/>
+        </w:rPr>
+        <w:t>29</w:t>
+      </w:r>
       <w:r>
         <w:rPr>
           <w:lang w:val="sw_KE" w:bidi="sw_KE"/>
         </w:rPr>
         <w:t xml:space="preserve">, </w:t>
       </w:r>
-      <w:hyperlink r:id="rId120">
-        <w:r>
-          <w:rPr>
-            <w:lang w:val="sw_KE" w:bidi="sw_KE"/>
-          </w:rPr>
-          <w:rPr>
-            <w:color w:val="0000EE"/>
-            <w:u w:val="single"/>
-          </w:rPr>
-          <w:t>104</w:t>
-        </w:r>
-      </w:hyperlink>
+      <w:r>
+        <w:rPr>
+          <w:lang w:val="sw_KE" w:bidi="sw_KE"/>
+        </w:rPr>
+        <w:t>104</w:t>
+      </w:r>
       <w:r>
         <w:rPr>
           <w:lang w:val="sw_KE" w:bidi="sw_KE"/>
         </w:rPr>
         <w:t>); na nyimbo kuhusu Sayuni (</w:t>
       </w:r>
-      <w:hyperlink r:id="rId121">
-        <w:r>
-          <w:rPr>
-            <w:lang w:val="sw_KE" w:bidi="sw_KE"/>
-          </w:rPr>
-          <w:rPr>
-            <w:color w:val="0000EE"/>
-            <w:u w:val="single"/>
-          </w:rPr>
-          <w:t>Zab 46</w:t>
-        </w:r>
-      </w:hyperlink>
+      <w:r>
+        <w:rPr>
+          <w:lang w:val="sw_KE" w:bidi="sw_KE"/>
+        </w:rPr>
+        <w:t>Zab 46</w:t>
+      </w:r>
       <w:r>
         <w:rPr>
           <w:lang w:val="sw_KE" w:bidi="sw_KE"/>
         </w:rPr>
         <w:t xml:space="preserve">, </w:t>
       </w:r>
-      <w:hyperlink r:id="rId122">
-        <w:r>
-          <w:rPr>
-            <w:lang w:val="sw_KE" w:bidi="sw_KE"/>
-          </w:rPr>
-          <w:rPr>
-            <w:color w:val="0000EE"/>
-            <w:u w:val="single"/>
-          </w:rPr>
-          <w:t>48</w:t>
-        </w:r>
-      </w:hyperlink>
+      <w:r>
+        <w:rPr>
+          <w:lang w:val="sw_KE" w:bidi="sw_KE"/>
+        </w:rPr>
+        <w:t>48</w:t>
+      </w:r>
       <w:r>
         <w:rPr>
           <w:lang w:val="sw_KE" w:bidi="sw_KE"/>
         </w:rPr>
         <w:t xml:space="preserve">, </w:t>
       </w:r>
-      <w:hyperlink r:id="rId123">
-        <w:r>
-          <w:rPr>
-            <w:lang w:val="sw_KE" w:bidi="sw_KE"/>
-          </w:rPr>
-          <w:rPr>
-            <w:color w:val="0000EE"/>
-            <w:u w:val="single"/>
-          </w:rPr>
-          <w:t>84</w:t>
-        </w:r>
-      </w:hyperlink>
+      <w:r>
+        <w:rPr>
+          <w:lang w:val="sw_KE" w:bidi="sw_KE"/>
+        </w:rPr>
+        <w:t>84</w:t>
+      </w:r>
       <w:r>
         <w:rPr>
           <w:lang w:val="sw_KE" w:bidi="sw_KE"/>
         </w:rPr>
         <w:t xml:space="preserve">, </w:t>
       </w:r>
-      <w:hyperlink r:id="rId68">
-        <w:r>
-          <w:rPr>
-            <w:lang w:val="sw_KE" w:bidi="sw_KE"/>
-          </w:rPr>
-          <w:rPr>
-            <w:color w:val="0000EE"/>
-            <w:u w:val="single"/>
-          </w:rPr>
-          <w:t>87</w:t>
-        </w:r>
-      </w:hyperlink>
+      <w:r>
+        <w:rPr>
+          <w:lang w:val="sw_KE" w:bidi="sw_KE"/>
+        </w:rPr>
+        <w:t>87</w:t>
+      </w:r>
       <w:r>
         <w:rPr>
           <w:lang w:val="sw_KE" w:bidi="sw_KE"/>
@@ -4000,18 +2980,12 @@
         </w:rPr>
         <w:t xml:space="preserve">Njia nyingine ya kusoma Zaburi inategemea harakati katika Zaburi nyingi kutoka kwa maelekezo hadi tatizo na kutoka kwa tatizo hadi upya katika kujitolea na tabia. Zaburi, kama mkusanyiko wa vitabu vitano, ni ya kimaelekezo kwa asili. Ni "maelekezo" (Torati; tazama </w:t>
       </w:r>
-      <w:hyperlink r:id="rId124">
-        <w:r>
-          <w:rPr>
-            <w:lang w:val="sw_KE" w:bidi="sw_KE"/>
-          </w:rPr>
-          <w:rPr>
-            <w:color w:val="0000EE"/>
-            <w:u w:val="single"/>
-          </w:rPr>
-          <w:t>1:2</w:t>
-        </w:r>
-      </w:hyperlink>
+      <w:r>
+        <w:rPr>
+          <w:lang w:val="sw_KE" w:bidi="sw_KE"/>
+        </w:rPr>
+        <w:t>1:2</w:t>
+      </w:r>
       <w:r>
         <w:rPr>
           <w:lang w:val="sw_KE" w:bidi="sw_KE"/>
@@ -4043,72 +3017,48 @@
         </w:rPr>
         <w:t>Kitabu cha Zaburi kina taarifa nyingi kuhusu utengenezaji wa muziki katika Israeli ya kale. Zaburi nyingi ni nyimbo za sifa, shukrani, maombi, na toba. Baadhi ya Zaburi zilitumika katika hafla maalum, kama vile wakati wa Pasaka (</w:t>
       </w:r>
-      <w:hyperlink r:id="rId46">
-        <w:r>
-          <w:rPr>
-            <w:lang w:val="sw_KE" w:bidi="sw_KE"/>
-          </w:rPr>
-          <w:rPr>
-            <w:color w:val="0000EE"/>
-            <w:u w:val="single"/>
-          </w:rPr>
-          <w:t>Zab 113–118</w:t>
-        </w:r>
-      </w:hyperlink>
+      <w:r>
+        <w:rPr>
+          <w:lang w:val="sw_KE" w:bidi="sw_KE"/>
+        </w:rPr>
+        <w:t>Zab 113–118</w:t>
+      </w:r>
       <w:r>
         <w:rPr>
           <w:lang w:val="sw_KE" w:bidi="sw_KE"/>
         </w:rPr>
         <w:t>), au wakati wa safari kwenda Yerusalemu kwa ajili ya sherehe za kila mwaka (</w:t>
       </w:r>
-      <w:hyperlink r:id="rId49">
-        <w:r>
-          <w:rPr>
-            <w:lang w:val="sw_KE" w:bidi="sw_KE"/>
-          </w:rPr>
-          <w:rPr>
-            <w:color w:val="0000EE"/>
-            <w:u w:val="single"/>
-          </w:rPr>
-          <w:t>Zab 120–134</w:t>
-        </w:r>
-      </w:hyperlink>
+      <w:r>
+        <w:rPr>
+          <w:lang w:val="sw_KE" w:bidi="sw_KE"/>
+        </w:rPr>
+        <w:t>Zab 120–134</w:t>
+      </w:r>
       <w:r>
         <w:rPr>
           <w:lang w:val="sw_KE" w:bidi="sw_KE"/>
         </w:rPr>
         <w:t xml:space="preserve">). Pia kuna tezni za kihistoria zinazohusiana na matukio makubwa ya kitaifa (kwa mfano, </w:t>
       </w:r>
-      <w:hyperlink r:id="rId91">
-        <w:r>
-          <w:rPr>
-            <w:lang w:val="sw_KE" w:bidi="sw_KE"/>
-          </w:rPr>
-          <w:rPr>
-            <w:color w:val="0000EE"/>
-            <w:u w:val="single"/>
-          </w:rPr>
-          <w:t>Zab 30</w:t>
-        </w:r>
-      </w:hyperlink>
+      <w:r>
+        <w:rPr>
+          <w:lang w:val="sw_KE" w:bidi="sw_KE"/>
+        </w:rPr>
+        <w:t>Zab 30</w:t>
+      </w:r>
       <w:r>
         <w:rPr>
           <w:lang w:val="sw_KE" w:bidi="sw_KE"/>
         </w:rPr>
         <w:t xml:space="preserve">, “wimbo kwa ajili ya kutakaswa kwa hekalu,” na </w:t>
       </w:r>
-      <w:hyperlink r:id="rId125">
-        <w:r>
-          <w:rPr>
-            <w:lang w:val="sw_KE" w:bidi="sw_KE"/>
-          </w:rPr>
-          <w:rPr>
-            <w:color w:val="0000EE"/>
-            <w:u w:val="single"/>
-          </w:rPr>
-          <w:t>Zab 137</w:t>
-        </w:r>
-      </w:hyperlink>
+      <w:r>
+        <w:rPr>
+          <w:lang w:val="sw_KE" w:bidi="sw_KE"/>
+        </w:rPr>
+        <w:t>Zab 137</w:t>
+      </w:r>
       <w:r>
         <w:rPr>
           <w:lang w:val="sw_KE" w:bidi="sw_KE"/>
@@ -4154,54 +3104,36 @@
         </w:rPr>
         <w:t xml:space="preserve">Zaburi zina kina cha tabia, hekima, uaminifu, na ukweli. Hata hivyo, maombi katika Zaburi ni zaidi ya mifano ya kuigwa. Ni maagizo ya Mungu kwa ajili ya maisha ya haki, sehemu ya Torati yake ("maagizo"; tazama </w:t>
       </w:r>
-      <w:hyperlink r:id="rId14">
-        <w:r>
-          <w:rPr>
-            <w:lang w:val="sw_KE" w:bidi="sw_KE"/>
-          </w:rPr>
-          <w:rPr>
-            <w:color w:val="0000EE"/>
-            <w:u w:val="single"/>
-          </w:rPr>
-          <w:t>Zab 1</w:t>
-        </w:r>
-      </w:hyperlink>
+      <w:r>
+        <w:rPr>
+          <w:lang w:val="sw_KE" w:bidi="sw_KE"/>
+        </w:rPr>
+        <w:t>Zab 1</w:t>
+      </w:r>
       <w:r>
         <w:rPr>
           <w:lang w:val="sw_KE" w:bidi="sw_KE"/>
         </w:rPr>
         <w:t xml:space="preserve">; </w:t>
       </w:r>
-      <w:hyperlink r:id="rId113">
-        <w:r>
-          <w:rPr>
-            <w:lang w:val="sw_KE" w:bidi="sw_KE"/>
-          </w:rPr>
-          <w:rPr>
-            <w:color w:val="0000EE"/>
-            <w:u w:val="single"/>
-          </w:rPr>
-          <w:t>19</w:t>
-        </w:r>
-      </w:hyperlink>
+      <w:r>
+        <w:rPr>
+          <w:lang w:val="sw_KE" w:bidi="sw_KE"/>
+        </w:rPr>
+        <w:t>19</w:t>
+      </w:r>
       <w:r>
         <w:rPr>
           <w:lang w:val="sw_KE" w:bidi="sw_KE"/>
         </w:rPr>
         <w:t xml:space="preserve">; </w:t>
       </w:r>
-      <w:hyperlink r:id="rId47">
-        <w:r>
-          <w:rPr>
-            <w:lang w:val="sw_KE" w:bidi="sw_KE"/>
-          </w:rPr>
-          <w:rPr>
-            <w:color w:val="0000EE"/>
-            <w:u w:val="single"/>
-          </w:rPr>
-          <w:t>119</w:t>
-        </w:r>
-      </w:hyperlink>
+      <w:r>
+        <w:rPr>
+          <w:lang w:val="sw_KE" w:bidi="sw_KE"/>
+        </w:rPr>
+        <w:t>119</w:t>
+      </w:r>
       <w:r>
         <w:rPr>
           <w:lang w:val="sw_KE" w:bidi="sw_KE"/>
@@ -4222,18 +3154,12 @@
         </w:rPr>
         <w:t xml:space="preserve">Waandishi wa zaburi walitafakari juu ya hali ya mpito ya maisha, mateso, na aina nyingi za shida ambazo wanadamu hupitia. Walipokabiliwa na kutengwa na maumivu, walitamani uwepo, utoaji, na ulinzi wa Mungu (kwa mfano, </w:t>
       </w:r>
-      <w:hyperlink r:id="rId126">
-        <w:r>
-          <w:rPr>
-            <w:lang w:val="sw_KE" w:bidi="sw_KE"/>
-          </w:rPr>
-          <w:rPr>
-            <w:color w:val="0000EE"/>
-            <w:u w:val="single"/>
-          </w:rPr>
-          <w:t>Zab 23</w:t>
-        </w:r>
-      </w:hyperlink>
+      <w:r>
+        <w:rPr>
+          <w:lang w:val="sw_KE" w:bidi="sw_KE"/>
+        </w:rPr>
+        <w:t>Zab 23</w:t>
+      </w:r>
       <w:r>
         <w:rPr>
           <w:lang w:val="sw_KE" w:bidi="sw_KE"/>
@@ -4254,54 +3180,36 @@
         </w:rPr>
         <w:t xml:space="preserve">Zaburi inaonyesha kushindwa kwa Israeli na ukoo wa Daudi. Waisraeli wacha Mungu na wafalme bora hawakuweza kuleta furaha na amani ambayo </w:t>
       </w:r>
-      <w:hyperlink r:id="rId14">
-        <w:r>
-          <w:rPr>
-            <w:lang w:val="sw_KE" w:bidi="sw_KE"/>
-          </w:rPr>
-          <w:rPr>
-            <w:color w:val="0000EE"/>
-            <w:u w:val="single"/>
-          </w:rPr>
-          <w:t>Zaburi 1</w:t>
-        </w:r>
-      </w:hyperlink>
+      <w:r>
+        <w:rPr>
+          <w:lang w:val="sw_KE" w:bidi="sw_KE"/>
+        </w:rPr>
+        <w:t>Zaburi 1</w:t>
+      </w:r>
       <w:r>
         <w:rPr>
           <w:lang w:val="sw_KE" w:bidi="sw_KE"/>
         </w:rPr>
         <w:t xml:space="preserve"> na </w:t>
       </w:r>
-      <w:hyperlink r:id="rId127">
-        <w:r>
-          <w:rPr>
-            <w:lang w:val="sw_KE" w:bidi="sw_KE"/>
-          </w:rPr>
-          <w:rPr>
-            <w:color w:val="0000EE"/>
-            <w:u w:val="single"/>
-          </w:rPr>
-          <w:t>2</w:t>
-        </w:r>
-      </w:hyperlink>
+      <w:r>
+        <w:rPr>
+          <w:lang w:val="sw_KE" w:bidi="sw_KE"/>
+        </w:rPr>
+        <w:t>2</w:t>
+      </w:r>
       <w:r>
         <w:rPr>
           <w:lang w:val="sw_KE" w:bidi="sw_KE"/>
         </w:rPr>
         <w:t xml:space="preserve"> zinazungumzia (tazama pia </w:t>
       </w:r>
-      <w:hyperlink r:id="rId31">
-        <w:r>
-          <w:rPr>
-            <w:lang w:val="sw_KE" w:bidi="sw_KE"/>
-          </w:rPr>
-          <w:rPr>
-            <w:color w:val="0000EE"/>
-            <w:u w:val="single"/>
-          </w:rPr>
-          <w:t>Zaburi 72</w:t>
-        </w:r>
-      </w:hyperlink>
+      <w:r>
+        <w:rPr>
+          <w:lang w:val="sw_KE" w:bidi="sw_KE"/>
+        </w:rPr>
+        <w:t>Zaburi 72</w:t>
+      </w:r>
       <w:r>
         <w:rPr>
           <w:lang w:val="sw_KE" w:bidi="sw_KE"/>
@@ -4322,324 +3230,216 @@
         </w:rPr>
         <w:t xml:space="preserve">Zaburi zinawaandaa watu wa Mungu kwa ajili ya kuja kwa Yesu Kristo kama mwanadamu mkamilifu na mfalme bora, mzawa wa Daudi mwenye uadilifu kamili. Yesu na mitume walielewa maisha na huduma ya Yesu kwa mwanga wa Zaburi (tazama </w:t>
       </w:r>
-      <w:hyperlink r:id="rId128">
-        <w:r>
-          <w:rPr>
-            <w:lang w:val="sw_KE" w:bidi="sw_KE"/>
-          </w:rPr>
-          <w:rPr>
-            <w:color w:val="0000EE"/>
-            <w:u w:val="single"/>
-          </w:rPr>
-          <w:t>Matt 13:34–35</w:t>
-        </w:r>
-      </w:hyperlink>
+      <w:r>
+        <w:rPr>
+          <w:lang w:val="sw_KE" w:bidi="sw_KE"/>
+        </w:rPr>
+        <w:t>Matt 13:34–35</w:t>
+      </w:r>
       <w:r>
         <w:rPr>
           <w:lang w:val="sw_KE" w:bidi="sw_KE"/>
         </w:rPr>
         <w:t xml:space="preserve">; </w:t>
       </w:r>
-      <w:hyperlink r:id="rId129">
-        <w:r>
-          <w:rPr>
-            <w:lang w:val="sw_KE" w:bidi="sw_KE"/>
-          </w:rPr>
-          <w:rPr>
-            <w:color w:val="0000EE"/>
-            <w:u w:val="single"/>
-          </w:rPr>
-          <w:t>21:16</w:t>
-        </w:r>
-      </w:hyperlink>
+      <w:r>
+        <w:rPr>
+          <w:lang w:val="sw_KE" w:bidi="sw_KE"/>
+        </w:rPr>
+        <w:t>21:16</w:t>
+      </w:r>
       <w:r>
         <w:rPr>
           <w:lang w:val="sw_KE" w:bidi="sw_KE"/>
         </w:rPr>
         <w:t xml:space="preserve">, </w:t>
       </w:r>
-      <w:hyperlink r:id="rId130">
-        <w:r>
-          <w:rPr>
-            <w:lang w:val="sw_KE" w:bidi="sw_KE"/>
-          </w:rPr>
-          <w:rPr>
-            <w:color w:val="0000EE"/>
-            <w:u w:val="single"/>
-          </w:rPr>
-          <w:t>42</w:t>
-        </w:r>
-      </w:hyperlink>
+      <w:r>
+        <w:rPr>
+          <w:lang w:val="sw_KE" w:bidi="sw_KE"/>
+        </w:rPr>
+        <w:t>42</w:t>
+      </w:r>
       <w:r>
         <w:rPr>
           <w:lang w:val="sw_KE" w:bidi="sw_KE"/>
         </w:rPr>
         <w:t xml:space="preserve">; </w:t>
       </w:r>
-      <w:hyperlink r:id="rId131">
-        <w:r>
-          <w:rPr>
-            <w:lang w:val="sw_KE" w:bidi="sw_KE"/>
-          </w:rPr>
-          <w:rPr>
-            <w:color w:val="0000EE"/>
-            <w:u w:val="single"/>
-          </w:rPr>
-          <w:t>23:39</w:t>
-        </w:r>
-      </w:hyperlink>
+      <w:r>
+        <w:rPr>
+          <w:lang w:val="sw_KE" w:bidi="sw_KE"/>
+        </w:rPr>
+        <w:t>23:39</w:t>
+      </w:r>
       <w:r>
         <w:rPr>
           <w:lang w:val="sw_KE" w:bidi="sw_KE"/>
         </w:rPr>
         <w:t xml:space="preserve">; </w:t>
       </w:r>
-      <w:hyperlink r:id="rId132">
-        <w:r>
-          <w:rPr>
-            <w:lang w:val="sw_KE" w:bidi="sw_KE"/>
-          </w:rPr>
-          <w:rPr>
-            <w:color w:val="0000EE"/>
-            <w:u w:val="single"/>
-          </w:rPr>
-          <w:t>Yohana 2:17</w:t>
-        </w:r>
-      </w:hyperlink>
+      <w:r>
+        <w:rPr>
+          <w:lang w:val="sw_KE" w:bidi="sw_KE"/>
+        </w:rPr>
+        <w:t>Yohana 2:17</w:t>
+      </w:r>
       <w:r>
         <w:rPr>
           <w:lang w:val="sw_KE" w:bidi="sw_KE"/>
         </w:rPr>
         <w:t xml:space="preserve">; </w:t>
       </w:r>
-      <w:hyperlink r:id="rId133">
-        <w:r>
-          <w:rPr>
-            <w:lang w:val="sw_KE" w:bidi="sw_KE"/>
-          </w:rPr>
-          <w:rPr>
-            <w:color w:val="0000EE"/>
-            <w:u w:val="single"/>
-          </w:rPr>
-          <w:t>15:25</w:t>
-        </w:r>
-      </w:hyperlink>
+      <w:r>
+        <w:rPr>
+          <w:lang w:val="sw_KE" w:bidi="sw_KE"/>
+        </w:rPr>
+        <w:t>15:25</w:t>
+      </w:r>
       <w:r>
         <w:rPr>
           <w:lang w:val="sw_KE" w:bidi="sw_KE"/>
         </w:rPr>
         <w:t xml:space="preserve">; </w:t>
       </w:r>
-      <w:hyperlink r:id="rId134">
-        <w:r>
-          <w:rPr>
-            <w:lang w:val="sw_KE" w:bidi="sw_KE"/>
-          </w:rPr>
-          <w:rPr>
-            <w:color w:val="0000EE"/>
-            <w:u w:val="single"/>
-          </w:rPr>
-          <w:t>19:24</w:t>
-        </w:r>
-      </w:hyperlink>
+      <w:r>
+        <w:rPr>
+          <w:lang w:val="sw_KE" w:bidi="sw_KE"/>
+        </w:rPr>
+        <w:t>19:24</w:t>
+      </w:r>
       <w:r>
         <w:rPr>
           <w:lang w:val="sw_KE" w:bidi="sw_KE"/>
         </w:rPr>
         <w:t xml:space="preserve">, </w:t>
       </w:r>
-      <w:hyperlink r:id="rId135">
-        <w:r>
-          <w:rPr>
-            <w:lang w:val="sw_KE" w:bidi="sw_KE"/>
-          </w:rPr>
-          <w:rPr>
-            <w:color w:val="0000EE"/>
-            <w:u w:val="single"/>
-          </w:rPr>
-          <w:t>28</w:t>
-        </w:r>
-      </w:hyperlink>
+      <w:r>
+        <w:rPr>
+          <w:lang w:val="sw_KE" w:bidi="sw_KE"/>
+        </w:rPr>
+        <w:t>28</w:t>
+      </w:r>
       <w:r>
         <w:rPr>
           <w:lang w:val="sw_KE" w:bidi="sw_KE"/>
         </w:rPr>
         <w:t xml:space="preserve">, </w:t>
       </w:r>
-      <w:hyperlink r:id="rId136">
-        <w:r>
-          <w:rPr>
-            <w:lang w:val="sw_KE" w:bidi="sw_KE"/>
-          </w:rPr>
-          <w:rPr>
-            <w:color w:val="0000EE"/>
-            <w:u w:val="single"/>
-          </w:rPr>
-          <w:t>36</w:t>
-        </w:r>
-      </w:hyperlink>
+      <w:r>
+        <w:rPr>
+          <w:lang w:val="sw_KE" w:bidi="sw_KE"/>
+        </w:rPr>
+        <w:t>36</w:t>
+      </w:r>
       <w:r>
         <w:rPr>
           <w:lang w:val="sw_KE" w:bidi="sw_KE"/>
         </w:rPr>
         <w:t xml:space="preserve">; </w:t>
       </w:r>
-      <w:hyperlink r:id="rId137">
-        <w:r>
-          <w:rPr>
-            <w:lang w:val="sw_KE" w:bidi="sw_KE"/>
-          </w:rPr>
-          <w:rPr>
-            <w:color w:val="0000EE"/>
-            <w:u w:val="single"/>
-          </w:rPr>
-          <w:t>Matendo 2:22–35</w:t>
-        </w:r>
-      </w:hyperlink>
+      <w:r>
+        <w:rPr>
+          <w:lang w:val="sw_KE" w:bidi="sw_KE"/>
+        </w:rPr>
+        <w:t>Matendo 2:22–35</w:t>
+      </w:r>
       <w:r>
         <w:rPr>
           <w:lang w:val="sw_KE" w:bidi="sw_KE"/>
         </w:rPr>
         <w:t xml:space="preserve">; </w:t>
       </w:r>
-      <w:hyperlink r:id="rId138">
-        <w:r>
-          <w:rPr>
-            <w:lang w:val="sw_KE" w:bidi="sw_KE"/>
-          </w:rPr>
-          <w:rPr>
-            <w:color w:val="0000EE"/>
-            <w:u w:val="single"/>
-          </w:rPr>
-          <w:t>4:11</w:t>
-        </w:r>
-      </w:hyperlink>
+      <w:r>
+        <w:rPr>
+          <w:lang w:val="sw_KE" w:bidi="sw_KE"/>
+        </w:rPr>
+        <w:t>4:11</w:t>
+      </w:r>
       <w:r>
         <w:rPr>
           <w:lang w:val="sw_KE" w:bidi="sw_KE"/>
         </w:rPr>
         <w:t xml:space="preserve">; </w:t>
       </w:r>
-      <w:hyperlink r:id="rId139">
-        <w:r>
-          <w:rPr>
-            <w:lang w:val="sw_KE" w:bidi="sw_KE"/>
-          </w:rPr>
-          <w:rPr>
-            <w:color w:val="0000EE"/>
-            <w:u w:val="single"/>
-          </w:rPr>
-          <w:t>13:32–38</w:t>
-        </w:r>
-      </w:hyperlink>
+      <w:r>
+        <w:rPr>
+          <w:lang w:val="sw_KE" w:bidi="sw_KE"/>
+        </w:rPr>
+        <w:t>13:32–38</w:t>
+      </w:r>
       <w:r>
         <w:rPr>
           <w:lang w:val="sw_KE" w:bidi="sw_KE"/>
         </w:rPr>
         <w:t xml:space="preserve">; </w:t>
       </w:r>
-      <w:hyperlink r:id="rId140">
-        <w:r>
-          <w:rPr>
-            <w:lang w:val="sw_KE" w:bidi="sw_KE"/>
-          </w:rPr>
-          <w:rPr>
-            <w:color w:val="0000EE"/>
-            <w:u w:val="single"/>
-          </w:rPr>
-          <w:t>Rom 15:3</w:t>
-        </w:r>
-      </w:hyperlink>
+      <w:r>
+        <w:rPr>
+          <w:lang w:val="sw_KE" w:bidi="sw_KE"/>
+        </w:rPr>
+        <w:t>Rom 15:3</w:t>
+      </w:r>
       <w:r>
         <w:rPr>
           <w:lang w:val="sw_KE" w:bidi="sw_KE"/>
         </w:rPr>
         <w:t xml:space="preserve">; </w:t>
       </w:r>
-      <w:hyperlink r:id="rId141">
-        <w:r>
-          <w:rPr>
-            <w:lang w:val="sw_KE" w:bidi="sw_KE"/>
-          </w:rPr>
-          <w:rPr>
-            <w:color w:val="0000EE"/>
-            <w:u w:val="single"/>
-          </w:rPr>
-          <w:t>1 Cor 15:25–27</w:t>
-        </w:r>
-      </w:hyperlink>
+      <w:r>
+        <w:rPr>
+          <w:lang w:val="sw_KE" w:bidi="sw_KE"/>
+        </w:rPr>
+        <w:t>1 Cor 15:25–27</w:t>
+      </w:r>
       <w:r>
         <w:rPr>
           <w:lang w:val="sw_KE" w:bidi="sw_KE"/>
         </w:rPr>
         <w:t xml:space="preserve">; </w:t>
       </w:r>
-      <w:hyperlink r:id="rId142">
-        <w:r>
-          <w:rPr>
-            <w:lang w:val="sw_KE" w:bidi="sw_KE"/>
-          </w:rPr>
-          <w:rPr>
-            <w:color w:val="0000EE"/>
-            <w:u w:val="single"/>
-          </w:rPr>
-          <w:t>Eph 4:7–10</w:t>
-        </w:r>
-      </w:hyperlink>
+      <w:r>
+        <w:rPr>
+          <w:lang w:val="sw_KE" w:bidi="sw_KE"/>
+        </w:rPr>
+        <w:t>Eph 4:7–10</w:t>
+      </w:r>
       <w:r>
         <w:rPr>
           <w:lang w:val="sw_KE" w:bidi="sw_KE"/>
         </w:rPr>
         <w:t xml:space="preserve">; </w:t>
       </w:r>
-      <w:hyperlink r:id="rId143">
-        <w:r>
-          <w:rPr>
-            <w:lang w:val="sw_KE" w:bidi="sw_KE"/>
-          </w:rPr>
-          <w:rPr>
-            <w:color w:val="0000EE"/>
-            <w:u w:val="single"/>
-          </w:rPr>
-          <w:t>1 Pet 2:7</w:t>
-        </w:r>
-      </w:hyperlink>
+      <w:r>
+        <w:rPr>
+          <w:lang w:val="sw_KE" w:bidi="sw_KE"/>
+        </w:rPr>
+        <w:t>1 Pet 2:7</w:t>
+      </w:r>
       <w:r>
         <w:rPr>
           <w:lang w:val="sw_KE" w:bidi="sw_KE"/>
         </w:rPr>
         <w:t>). Yesu aliingia katika ulimwengu wa wanadamu na kuishi kulingana na mifumo iliyopatikana katika Zaburi, ikiwa ni pamoja na unyenyekevu, mateso, kifo, ushindi, na utukufu. Yeye ndiye mwanadamu pekee ambaye amemridhisha Mungu kikamilifu (</w:t>
       </w:r>
-      <w:hyperlink r:id="rId14">
-        <w:r>
-          <w:rPr>
-            <w:lang w:val="sw_KE" w:bidi="sw_KE"/>
-          </w:rPr>
-          <w:rPr>
-            <w:color w:val="0000EE"/>
-            <w:u w:val="single"/>
-          </w:rPr>
-          <w:t>Ps 1</w:t>
-        </w:r>
-      </w:hyperlink>
+      <w:r>
+        <w:rPr>
+          <w:lang w:val="sw_KE" w:bidi="sw_KE"/>
+        </w:rPr>
+        <w:t>Ps 1</w:t>
+      </w:r>
       <w:r>
         <w:rPr>
           <w:lang w:val="sw_KE" w:bidi="sw_KE"/>
         </w:rPr>
         <w:t>). Yeye ni Masihi na Mfalme (</w:t>
       </w:r>
-      <w:hyperlink r:id="rId15">
-        <w:r>
-          <w:rPr>
-            <w:lang w:val="sw_KE" w:bidi="sw_KE"/>
-          </w:rPr>
-          <w:rPr>
-            <w:color w:val="0000EE"/>
-            <w:u w:val="single"/>
-          </w:rPr>
-          <w:t>Ps 2</w:t>
-        </w:r>
-      </w:hyperlink>
+      <w:r>
+        <w:rPr>
+          <w:lang w:val="sw_KE" w:bidi="sw_KE"/>
+        </w:rPr>
+        <w:t>Ps 2</w:t>
+      </w:r>
       <w:r>
         <w:rPr>
           <w:lang w:val="sw_KE" w:bidi="sw_KE"/>
